--- a/docs/project-plan/submission/Project_Plan_ZH.docx
+++ b/docs/project-plan/submission/Project_Plan_ZH.docx
@@ -2,7 +2,7 @@
 <file path=word/document.xml><?xml version="1.0" encoding="utf-8"?>
 <w:document xmlns:w="http://schemas.openxmlformats.org/wordprocessingml/2006/main" xmlns:m="http://schemas.openxmlformats.org/officeDocument/2006/math" xmlns:r="http://schemas.openxmlformats.org/officeDocument/2006/relationships" xmlns:o="urn:schemas-microsoft-com:office:office" xmlns:v="urn:schemas-microsoft-com:vml" xmlns:w10="urn:schemas-microsoft-com:office:word" xmlns:a="http://schemas.openxmlformats.org/drawingml/2006/main" xmlns:pic="http://schemas.openxmlformats.org/drawingml/2006/picture" xmlns:wp="http://schemas.openxmlformats.org/drawingml/2006/wordprocessingDrawing">
   <w:body>
-    <w:bookmarkStart w:id="50" w:name="保留话题拓宽视角"/>
+    <w:bookmarkStart w:id="49" w:name="保留话题拓宽视角"/>
     <w:p>
       <w:pPr>
         <w:pStyle w:val="Title"/>
@@ -379,14 +379,14 @@
       </w:r>
     </w:p>
     <w:bookmarkEnd w:id="20"/>
-    <w:bookmarkStart w:id="25" w:name="computing-与-data-science-方法"/>
+    <w:bookmarkStart w:id="24" w:name="计算与数据科学方法"/>
     <w:p>
       <w:pPr>
         <w:pStyle w:val="Heading1"/>
         <w:widowControl/>
       </w:pPr>
       <w:r>
-        <w:t xml:space="preserve">2. Computing 与 data science 方法</w:t>
+        <w:t xml:space="preserve">2. 计算与数据科学方法</w:t>
       </w:r>
     </w:p>
     <w:p>
@@ -395,27 +395,47 @@
         <w:widowControl/>
       </w:pPr>
       <w:r>
-        <w:t xml:space="preserve">本项目属于</w:t>
+        <w:t xml:space="preserve">本混合型项目用</w:t>
       </w:r>
       <w:r>
         <w:rPr>
           <w:bCs/>
           <w:b/>
         </w:rPr>
-        <w:t xml:space="preserve">数据分析、算法设计与仿真建模相结合的 hybrid project</w:t>
-      </w:r>
-      <w:r>
-        <w:t xml:space="preserve">。技术重点是：在保留有用信息的约束下选择调整办法，再分析它们在“推荐—反馈”循环中的效果。已有方法适用时直接采用，不要求发明新算法。</w:t>
-      </w:r>
-    </w:p>
-    <w:bookmarkStart w:id="21" w:name="理解内容"/>
+        <w:t xml:space="preserve">数据分析</w:t>
+      </w:r>
+      <w:r>
+        <w:t xml:space="preserve">描述用户接触的信息，用</w:t>
+      </w:r>
+      <w:r>
+        <w:rPr>
+          <w:bCs/>
+          <w:b/>
+        </w:rPr>
+        <w:t xml:space="preserve">算法设计</w:t>
+      </w:r>
+      <w:r>
+        <w:t xml:space="preserve">在信息保留与操作成本约束下选择行动，再用</w:t>
+      </w:r>
+      <w:r>
+        <w:rPr>
+          <w:bCs/>
+          <w:b/>
+        </w:rPr>
+        <w:t xml:space="preserve">仿真建模</w:t>
+      </w:r>
+      <w:r>
+        <w:t xml:space="preserve">检验这些行动如何影响后续推荐。适用时直接复用成熟方法。</w:t>
+      </w:r>
+    </w:p>
+    <w:bookmarkStart w:id="21" w:name="数据分析测量观点曝光"/>
     <w:p>
       <w:pPr>
         <w:pStyle w:val="Heading2"/>
         <w:widowControl/>
       </w:pPr>
       <w:r>
-        <w:t xml:space="preserve">理解内容</w:t>
+        <w:t xml:space="preserve">数据分析：测量观点曝光</w:t>
       </w:r>
     </w:p>
     <w:p>
@@ -424,7 +444,481 @@
         <w:widowControl/>
       </w:pPr>
       <w:r>
-        <w:t xml:space="preserve">先用关键词和语义检索寻找相关视频，再识别具体命题、发言者立场、理由和视频中可见的依据。大语言模型（LLM）可分析标题与转录；涉及对话、字幕或画面语境时，视觉语言模型（VLM）可结合片段与画面进行判断。剧情角色的一句台词不能直接算作作者的观点。</w:t>
+        <w:t xml:space="preserve">工具只能看到截至步骤</w:t>
+      </w:r>
+      <w:r>
+        <w:t xml:space="preserve"> </w:t>
+      </w:r>
+      <m:oMath>
+        <m:r>
+          <m:t>t</m:t>
+        </m:r>
+      </m:oMath>
+      <w:r>
+        <w:t xml:space="preserve"> </w:t>
+      </w:r>
+      <w:r>
+        <w:t xml:space="preserve">可获得的内容与互动记录</w:t>
+      </w:r>
+      <w:r>
+        <w:t xml:space="preserve"> </w:t>
+      </w:r>
+      <m:oMath>
+        <m:sSub>
+          <m:e>
+            <m:r>
+              <m:t>o</m:t>
+            </m:r>
+          </m:e>
+          <m:sub>
+            <m:r>
+              <m:rPr>
+                <m:sty m:val="p"/>
+              </m:rPr>
+              <m:t>≤</m:t>
+            </m:r>
+            <m:r>
+              <m:t>t</m:t>
+            </m:r>
+          </m:sub>
+        </m:sSub>
+      </m:oMath>
+      <w:r>
+        <w:t xml:space="preserve">，不能访问平台内部状态。先用关键词和语义检索，再由大语言模型（LLM）或视觉语言模型（VLM）分析提取命题、立场、理由和来源标识，并附依据文本或时间戳。分析流程生成曝光摘要：</w:t>
+      </w:r>
+    </w:p>
+    <w:p>
+      <w:pPr>
+        <w:pStyle w:val="BodyText"/>
+        <w:keepNext/>
+        <w:widowControl/>
+      </w:pPr>
+      <m:oMathPara>
+        <m:oMathParaPr>
+          <m:jc m:val="center"/>
+        </m:oMathParaPr>
+        <m:oMath>
+          <m:sSub>
+            <m:e>
+              <m:acc>
+                <m:accPr>
+                  <m:chr m:val="̂"/>
+                </m:accPr>
+                <m:e>
+                  <m:r>
+                    <m:t>e</m:t>
+                  </m:r>
+                </m:e>
+              </m:acc>
+            </m:e>
+            <m:sub>
+              <m:r>
+                <m:t>t</m:t>
+              </m:r>
+            </m:sub>
+          </m:sSub>
+          <m:r>
+            <m:rPr>
+              <m:sty m:val="p"/>
+            </m:rPr>
+            <m:t>=</m:t>
+          </m:r>
+          <m:r>
+            <m:t>Φ</m:t>
+          </m:r>
+          <m:d>
+            <m:dPr>
+              <m:begChr m:val="("/>
+              <m:endChr m:val=")"/>
+              <m:sepChr m:val=""/>
+              <m:grow/>
+            </m:dPr>
+            <m:e>
+              <m:sSub>
+                <m:e>
+                  <m:r>
+                    <m:t>o</m:t>
+                  </m:r>
+                </m:e>
+                <m:sub>
+                  <m:r>
+                    <m:rPr>
+                      <m:sty m:val="p"/>
+                    </m:rPr>
+                    <m:t>≤</m:t>
+                  </m:r>
+                  <m:r>
+                    <m:t>t</m:t>
+                  </m:r>
+                </m:sub>
+              </m:sSub>
+            </m:e>
+          </m:d>
+          <m:r>
+            <m:rPr>
+              <m:sty m:val="p"/>
+            </m:rPr>
+            <m:t>=</m:t>
+          </m:r>
+          <m:d>
+            <m:dPr>
+              <m:begChr m:val="("/>
+              <m:endChr m:val=")"/>
+              <m:sepChr m:val=""/>
+              <m:grow/>
+            </m:dPr>
+            <m:e>
+              <m:sSub>
+                <m:e>
+                  <m:r>
+                    <m:t>p</m:t>
+                  </m:r>
+                </m:e>
+                <m:sub>
+                  <m:r>
+                    <m:t>t</m:t>
+                  </m:r>
+                </m:sub>
+              </m:sSub>
+              <m:r>
+                <m:rPr>
+                  <m:sty m:val="p"/>
+                </m:rPr>
+                <m:t>,</m:t>
+              </m:r>
+              <m:sSub>
+                <m:e>
+                  <m:r>
+                    <m:rPr>
+                      <m:sty m:val="b"/>
+                    </m:rPr>
+                    <m:t>r</m:t>
+                  </m:r>
+                </m:e>
+                <m:sub>
+                  <m:r>
+                    <m:t>t</m:t>
+                  </m:r>
+                </m:sub>
+              </m:sSub>
+              <m:r>
+                <m:rPr>
+                  <m:sty m:val="p"/>
+                </m:rPr>
+                <m:t>,</m:t>
+              </m:r>
+              <m:sSub>
+                <m:e>
+                  <m:r>
+                    <m:t>d</m:t>
+                  </m:r>
+                </m:e>
+                <m:sub>
+                  <m:r>
+                    <m:t>t</m:t>
+                  </m:r>
+                </m:sub>
+              </m:sSub>
+              <m:r>
+                <m:rPr>
+                  <m:sty m:val="p"/>
+                </m:rPr>
+                <m:t>,</m:t>
+              </m:r>
+              <m:sSub>
+                <m:e>
+                  <m:r>
+                    <m:t>u</m:t>
+                  </m:r>
+                </m:e>
+                <m:sub>
+                  <m:r>
+                    <m:t>t</m:t>
+                  </m:r>
+                </m:sub>
+              </m:sSub>
+            </m:e>
+          </m:d>
+          <m:r>
+            <m:rPr>
+              <m:sty m:val="p"/>
+            </m:rPr>
+            <m:t>.</m:t>
+          </m:r>
+        </m:oMath>
+      </m:oMathPara>
+    </w:p>
+    <w:p>
+      <w:pPr>
+        <w:pStyle w:val="FirstParagraph"/>
+        <w:widowControl/>
+      </w:pPr>
+      <w:r>
+        <w:t xml:space="preserve">其中，</w:t>
+      </w:r>
+      <m:oMath>
+        <m:sSub>
+          <m:e>
+            <m:r>
+              <m:t>p</m:t>
+            </m:r>
+          </m:e>
+          <m:sub>
+            <m:r>
+              <m:t>t</m:t>
+            </m:r>
+          </m:sub>
+        </m:sSub>
+      </m:oMath>
+      <w:r>
+        <w:t xml:space="preserve"> </w:t>
+      </w:r>
+      <w:r>
+        <w:t xml:space="preserve">是针对明确命题的可判定曝光立场分布，</w:t>
+      </w:r>
+      <m:oMath>
+        <m:sSub>
+          <m:e>
+            <m:r>
+              <m:rPr>
+                <m:sty m:val="b"/>
+              </m:rPr>
+              <m:t>r</m:t>
+            </m:r>
+          </m:e>
+          <m:sub>
+            <m:r>
+              <m:t>t</m:t>
+            </m:r>
+          </m:sub>
+        </m:sSub>
+      </m:oMath>
+      <w:r>
+        <w:t xml:space="preserve"> </w:t>
+      </w:r>
+      <w:r>
+        <w:t xml:space="preserve">表示理由覆盖，</w:t>
+      </w:r>
+      <m:oMath>
+        <m:sSub>
+          <m:e>
+            <m:r>
+              <m:t>d</m:t>
+            </m:r>
+          </m:e>
+          <m:sub>
+            <m:r>
+              <m:t>t</m:t>
+            </m:r>
+          </m:sub>
+        </m:sSub>
+      </m:oMath>
+      <w:r>
+        <w:t xml:space="preserve"> </w:t>
+      </w:r>
+      <w:r>
+        <w:t xml:space="preserve">表示来源重复，</w:t>
+      </w:r>
+      <m:oMath>
+        <m:sSub>
+          <m:e>
+            <m:r>
+              <m:t>u</m:t>
+            </m:r>
+          </m:e>
+          <m:sub>
+            <m:r>
+              <m:t>t</m:t>
+            </m:r>
+          </m:sub>
+        </m:sSub>
+      </m:oMath>
+      <w:r>
+        <w:t xml:space="preserve"> </w:t>
+      </w:r>
+      <w:r>
+        <w:t xml:space="preserve">是未知标签比例。滑动窗口跟踪集中程度与变化。Shannon 熵</w:t>
+      </w:r>
+      <w:r>
+        <w:t xml:space="preserve"> </w:t>
+      </w:r>
+      <m:oMath>
+        <m:r>
+          <m:t>H</m:t>
+        </m:r>
+        <m:d>
+          <m:dPr>
+            <m:begChr m:val="("/>
+            <m:endChr m:val=")"/>
+            <m:sepChr m:val=""/>
+            <m:grow/>
+          </m:dPr>
+          <m:e>
+            <m:sSub>
+              <m:e>
+                <m:r>
+                  <m:t>p</m:t>
+                </m:r>
+              </m:e>
+              <m:sub>
+                <m:r>
+                  <m:t>t</m:t>
+                </m:r>
+              </m:sub>
+            </m:sSub>
+          </m:e>
+        </m:d>
+        <m:r>
+          <m:rPr>
+            <m:sty m:val="p"/>
+          </m:rPr>
+          <m:t>=</m:t>
+        </m:r>
+        <m:r>
+          <m:rPr>
+            <m:sty m:val="p"/>
+          </m:rPr>
+          <m:t>−</m:t>
+        </m:r>
+        <m:nary>
+          <m:naryPr>
+            <m:chr m:val="∑"/>
+            <m:limLoc m:val="undOvr"/>
+            <m:subHide m:val="off"/>
+            <m:supHide m:val="on"/>
+          </m:naryPr>
+          <m:sub>
+            <m:r>
+              <m:t>k</m:t>
+            </m:r>
+          </m:sub>
+          <m:sup>
+            <m:r>
+              <m:t>​</m:t>
+            </m:r>
+          </m:sup>
+          <m:e>
+            <m:sSub>
+              <m:e>
+                <m:r>
+                  <m:t>p</m:t>
+                </m:r>
+              </m:e>
+              <m:sub>
+                <m:r>
+                  <m:t>t</m:t>
+                </m:r>
+                <m:r>
+                  <m:rPr>
+                    <m:sty m:val="p"/>
+                  </m:rPr>
+                  <m:t>,</m:t>
+                </m:r>
+                <m:r>
+                  <m:t>k</m:t>
+                </m:r>
+              </m:sub>
+            </m:sSub>
+          </m:e>
+        </m:nary>
+        <m:r>
+          <m:rPr>
+            <m:sty m:val="p"/>
+          </m:rPr>
+          <m:t>log</m:t>
+        </m:r>
+        <m:sSub>
+          <m:e>
+            <m:r>
+              <m:t>p</m:t>
+            </m:r>
+          </m:e>
+          <m:sub>
+            <m:r>
+              <m:t>t</m:t>
+            </m:r>
+            <m:r>
+              <m:rPr>
+                <m:sty m:val="p"/>
+              </m:rPr>
+              <m:t>,</m:t>
+            </m:r>
+            <m:r>
+              <m:t>k</m:t>
+            </m:r>
+          </m:sub>
+        </m:sSub>
+      </m:oMath>
+      <w:r>
+        <w:t xml:space="preserve"> </w:t>
+      </w:r>
+      <w:r>
+        <w:t xml:space="preserve">用于衡量集中程度，越低表示曝光越集中在少数立场。Jensen–Shannon 散度</w:t>
+      </w:r>
+      <w:r>
+        <w:t xml:space="preserve"> </w:t>
+      </w:r>
+      <m:oMath>
+        <m:r>
+          <m:rPr>
+            <m:sty m:val="p"/>
+          </m:rPr>
+          <m:t>J</m:t>
+        </m:r>
+        <m:r>
+          <m:rPr>
+            <m:sty m:val="p"/>
+          </m:rPr>
+          <m:t>S</m:t>
+        </m:r>
+        <m:d>
+          <m:dPr>
+            <m:begChr m:val="("/>
+            <m:endChr m:val=")"/>
+            <m:sepChr m:val=""/>
+            <m:grow/>
+          </m:dPr>
+          <m:e>
+            <m:sSub>
+              <m:e>
+                <m:r>
+                  <m:t>p</m:t>
+                </m:r>
+              </m:e>
+              <m:sub>
+                <m:r>
+                  <m:t>t</m:t>
+                </m:r>
+              </m:sub>
+            </m:sSub>
+            <m:r>
+              <m:rPr>
+                <m:sty m:val="p"/>
+              </m:rPr>
+              <m:t>,</m:t>
+            </m:r>
+            <m:r>
+              <m:t>q</m:t>
+            </m:r>
+          </m:e>
+        </m:d>
+      </m:oMath>
+      <w:r>
+        <w:t xml:space="preserve"> </w:t>
+      </w:r>
+      <w:r>
+        <w:t xml:space="preserve">衡量与明确参照</w:t>
+      </w:r>
+      <w:r>
+        <w:t xml:space="preserve"> </w:t>
+      </w:r>
+      <m:oMath>
+        <m:r>
+          <m:t>q</m:t>
+        </m:r>
+      </m:oMath>
+      <w:r>
+        <w:t xml:space="preserve">（如过去曝光）的差异。两者都不直接证明伤害，也不意味着均匀曝光最好。</w:t>
       </w:r>
     </w:p>
     <w:p>
@@ -433,18 +927,18 @@
         <w:widowControl/>
       </w:pPr>
       <w:r>
-        <w:t xml:space="preserve">模型输出须附依据片段，并允许回答“无法判断”。两名成员将独立标注评价样本，处理或保留分歧，再检查模型错误。通过比较标题、加入转录和加入音画三种输入，判断额外语境何时有帮助。检索也需要评价，包括初次搜索遗漏的相关内容。</w:t>
+        <w:t xml:space="preserve">独立双人标注、precision/recall、模态对照及留出议题用于检验测量质量；稀疏轨迹不评分。标注分歧保留用于错误分析；为未知内容赋予不同的合理标签，检查结论是否改变，而不默认已标注子集代表整个信息流。</w:t>
       </w:r>
     </w:p>
     <w:bookmarkEnd w:id="21"/>
-    <w:bookmarkStart w:id="22" w:name="描述曝光"/>
+    <w:bookmarkStart w:id="22" w:name="算法设计选择干预策略"/>
     <w:p>
       <w:pPr>
         <w:pStyle w:val="Heading2"/>
         <w:widowControl/>
       </w:pPr>
       <w:r>
-        <w:t xml:space="preserve">描述曝光</w:t>
+        <w:t xml:space="preserve">算法设计：选择干预策略</w:t>
       </w:r>
     </w:p>
     <w:p>
@@ -453,7 +947,578 @@
         <w:widowControl/>
       </w:pPr>
       <w:r>
-        <w:t xml:space="preserve">针对具体议题，统计立场分布、重复理由、同一来源材料的反复出现及时间变化。参照可以是用户过去的信息流，也可以是有出处的相关论据集合，但两者都不自动代表“正确分布”。报告会展示缺失材料和不确定标签，不把所有现象压成一个信息茧房分数。</w:t>
+        <w:t xml:space="preserve">策略（行动选择规则）根据曝光摘要、已确认的“减少—保留—探索”目标</w:t>
+      </w:r>
+      <w:r>
+        <w:t xml:space="preserve"> </w:t>
+      </w:r>
+      <m:oMath>
+        <m:r>
+          <m:t>g</m:t>
+        </m:r>
+      </m:oMath>
+      <w:r>
+        <w:t xml:space="preserve"> </w:t>
+      </w:r>
+      <w:r>
+        <w:t xml:space="preserve">和剩余预算</w:t>
+      </w:r>
+      <w:r>
+        <w:t xml:space="preserve"> </w:t>
+      </w:r>
+      <m:oMath>
+        <m:sSub>
+          <m:e>
+            <m:r>
+              <m:t>b</m:t>
+            </m:r>
+          </m:e>
+          <m:sub>
+            <m:r>
+              <m:t>t</m:t>
+            </m:r>
+          </m:sub>
+        </m:sSub>
+      </m:oMath>
+      <w:r>
+        <w:t xml:space="preserve">，选择</w:t>
+      </w:r>
+      <w:r>
+        <w:t xml:space="preserve"> </w:t>
+      </w:r>
+      <m:oMath>
+        <m:sSub>
+          <m:e>
+            <m:r>
+              <m:t>a</m:t>
+            </m:r>
+          </m:e>
+          <m:sub>
+            <m:r>
+              <m:t>t</m:t>
+            </m:r>
+          </m:sub>
+        </m:sSub>
+        <m:r>
+          <m:rPr>
+            <m:sty m:val="p"/>
+          </m:rPr>
+          <m:t>=</m:t>
+        </m:r>
+        <m:r>
+          <m:t>π</m:t>
+        </m:r>
+        <m:d>
+          <m:dPr>
+            <m:begChr m:val="("/>
+            <m:endChr m:val=")"/>
+            <m:sepChr m:val=""/>
+            <m:grow/>
+          </m:dPr>
+          <m:e>
+            <m:sSub>
+              <m:e>
+                <m:acc>
+                  <m:accPr>
+                    <m:chr m:val="̂"/>
+                  </m:accPr>
+                  <m:e>
+                    <m:r>
+                      <m:t>e</m:t>
+                    </m:r>
+                  </m:e>
+                </m:acc>
+              </m:e>
+              <m:sub>
+                <m:r>
+                  <m:t>t</m:t>
+                </m:r>
+              </m:sub>
+            </m:sSub>
+            <m:r>
+              <m:rPr>
+                <m:sty m:val="p"/>
+              </m:rPr>
+              <m:t>,</m:t>
+            </m:r>
+            <m:r>
+              <m:t>g</m:t>
+            </m:r>
+            <m:r>
+              <m:rPr>
+                <m:sty m:val="p"/>
+              </m:rPr>
+              <m:t>,</m:t>
+            </m:r>
+            <m:sSub>
+              <m:e>
+                <m:r>
+                  <m:t>b</m:t>
+                </m:r>
+              </m:e>
+              <m:sub>
+                <m:r>
+                  <m:t>t</m:t>
+                </m:r>
+              </m:sub>
+            </m:sSub>
+          </m:e>
+        </m:d>
+      </m:oMath>
+      <w:r>
+        <w:t xml:space="preserve">。在评价期</w:t>
+      </w:r>
+      <w:r>
+        <w:t xml:space="preserve"> </w:t>
+      </w:r>
+      <m:oMath>
+        <m:r>
+          <m:t>T</m:t>
+        </m:r>
+      </m:oMath>
+      <w:r>
+        <w:t xml:space="preserve"> </w:t>
+      </w:r>
+      <w:r>
+        <w:t xml:space="preserve">内比较允许的策略：</w:t>
+      </w:r>
+    </w:p>
+    <w:p>
+      <w:pPr>
+        <w:pStyle w:val="BodyText"/>
+        <w:keepNext/>
+        <w:widowControl/>
+      </w:pPr>
+      <m:oMathPara>
+        <m:oMathParaPr>
+          <m:jc m:val="center"/>
+        </m:oMathParaPr>
+        <m:oMath>
+          <m:limLow>
+            <m:e>
+              <m:r>
+                <m:rPr>
+                  <m:sty m:val="p"/>
+                </m:rPr>
+                <m:t>min</m:t>
+              </m:r>
+            </m:e>
+            <m:lim>
+              <m:r>
+                <m:t>π</m:t>
+              </m:r>
+              <m:r>
+                <m:rPr>
+                  <m:sty m:val="p"/>
+                </m:rPr>
+                <m:t>∈</m:t>
+              </m:r>
+              <m:sSub>
+                <m:e>
+                  <m:r>
+                    <m:t>Π</m:t>
+                  </m:r>
+                </m:e>
+                <m:sub>
+                  <m:r>
+                    <m:rPr>
+                      <m:sty m:val="p"/>
+                    </m:rPr>
+                    <m:t>u</m:t>
+                  </m:r>
+                  <m:r>
+                    <m:rPr>
+                      <m:sty m:val="p"/>
+                    </m:rPr>
+                    <m:t>s</m:t>
+                  </m:r>
+                  <m:r>
+                    <m:rPr>
+                      <m:sty m:val="p"/>
+                    </m:rPr>
+                    <m:t>e</m:t>
+                  </m:r>
+                  <m:r>
+                    <m:rPr>
+                      <m:sty m:val="p"/>
+                    </m:rPr>
+                    <m:t>r</m:t>
+                  </m:r>
+                </m:sub>
+              </m:sSub>
+            </m:lim>
+          </m:limLow>
+          <m:sSub>
+            <m:e>
+              <m:r>
+                <m:rPr>
+                  <m:sty m:val="p"/>
+                  <m:scr m:val="double-struck"/>
+                </m:rPr>
+                <m:t>E</m:t>
+              </m:r>
+            </m:e>
+            <m:sub>
+              <m:r>
+                <m:t>π</m:t>
+              </m:r>
+            </m:sub>
+          </m:sSub>
+          <m:r>
+            <m:t>​</m:t>
+          </m:r>
+          <m:d>
+            <m:dPr>
+              <m:begChr m:val="["/>
+              <m:endChr m:val="]"/>
+              <m:sepChr m:val=""/>
+              <m:grow/>
+            </m:dPr>
+            <m:e>
+              <m:nary>
+                <m:naryPr>
+                  <m:chr m:val="∑"/>
+                  <m:limLoc m:val="undOvr"/>
+                  <m:subHide m:val="off"/>
+                  <m:supHide m:val="off"/>
+                </m:naryPr>
+                <m:sub>
+                  <m:r>
+                    <m:t>t</m:t>
+                  </m:r>
+                  <m:r>
+                    <m:rPr>
+                      <m:sty m:val="p"/>
+                    </m:rPr>
+                    <m:t>=</m:t>
+                  </m:r>
+                  <m:r>
+                    <m:t>1</m:t>
+                  </m:r>
+                </m:sub>
+                <m:sup>
+                  <m:r>
+                    <m:t>T</m:t>
+                  </m:r>
+                </m:sup>
+                <m:e>
+                  <m:r>
+                    <m:rPr>
+                      <m:sty m:val="p"/>
+                    </m:rPr>
+                    <m:t>ℓ</m:t>
+                  </m:r>
+                </m:e>
+              </m:nary>
+              <m:d>
+                <m:dPr>
+                  <m:begChr m:val="("/>
+                  <m:endChr m:val=")"/>
+                  <m:sepChr m:val=""/>
+                  <m:grow/>
+                </m:dPr>
+                <m:e>
+                  <m:sSub>
+                    <m:e>
+                      <m:acc>
+                        <m:accPr>
+                          <m:chr m:val="̂"/>
+                        </m:accPr>
+                        <m:e>
+                          <m:r>
+                            <m:t>e</m:t>
+                          </m:r>
+                        </m:e>
+                      </m:acc>
+                    </m:e>
+                    <m:sub>
+                      <m:r>
+                        <m:t>t</m:t>
+                      </m:r>
+                    </m:sub>
+                  </m:sSub>
+                  <m:r>
+                    <m:rPr>
+                      <m:sty m:val="p"/>
+                    </m:rPr>
+                    <m:t>,</m:t>
+                  </m:r>
+                  <m:r>
+                    <m:t>g</m:t>
+                  </m:r>
+                </m:e>
+              </m:d>
+            </m:e>
+          </m:d>
+          <m:r>
+            <m:t> </m:t>
+          </m:r>
+          <m:r>
+            <m:rPr>
+              <m:sty m:val="p"/>
+            </m:rPr>
+            <m:t>s</m:t>
+          </m:r>
+          <m:r>
+            <m:rPr>
+              <m:sty m:val="p"/>
+            </m:rPr>
+            <m:t>.</m:t>
+          </m:r>
+          <m:r>
+            <m:rPr>
+              <m:sty m:val="p"/>
+            </m:rPr>
+            <m:t>t</m:t>
+          </m:r>
+          <m:r>
+            <m:rPr>
+              <m:sty m:val="p"/>
+            </m:rPr>
+            <m:t>.</m:t>
+          </m:r>
+          <m:r>
+            <m:t> </m:t>
+          </m:r>
+          <m:sSub>
+            <m:e>
+              <m:r>
+                <m:rPr>
+                  <m:sty m:val="p"/>
+                  <m:scr m:val="double-struck"/>
+                </m:rPr>
+                <m:t>E</m:t>
+              </m:r>
+            </m:e>
+            <m:sub>
+              <m:r>
+                <m:t>π</m:t>
+              </m:r>
+            </m:sub>
+          </m:sSub>
+          <m:d>
+            <m:dPr>
+              <m:begChr m:val="["/>
+              <m:endChr m:val="]"/>
+              <m:sepChr m:val=""/>
+              <m:grow/>
+            </m:dPr>
+            <m:e>
+              <m:sSub>
+                <m:e>
+                  <m:r>
+                    <m:t>C</m:t>
+                  </m:r>
+                </m:e>
+                <m:sub>
+                  <m:r>
+                    <m:t>T</m:t>
+                  </m:r>
+                </m:sub>
+              </m:sSub>
+            </m:e>
+          </m:d>
+          <m:r>
+            <m:rPr>
+              <m:sty m:val="p"/>
+            </m:rPr>
+            <m:t>≤</m:t>
+          </m:r>
+          <m:r>
+            <m:t>B</m:t>
+          </m:r>
+          <m:r>
+            <m:rPr>
+              <m:sty m:val="p"/>
+            </m:rPr>
+            <m:t>,</m:t>
+          </m:r>
+          <m:r>
+            <m:t> </m:t>
+          </m:r>
+          <m:sSub>
+            <m:e>
+              <m:r>
+                <m:rPr>
+                  <m:sty m:val="p"/>
+                  <m:scr m:val="double-struck"/>
+                </m:rPr>
+                <m:t>E</m:t>
+              </m:r>
+            </m:e>
+            <m:sub>
+              <m:r>
+                <m:t>π</m:t>
+              </m:r>
+            </m:sub>
+          </m:sSub>
+          <m:d>
+            <m:dPr>
+              <m:begChr m:val="["/>
+              <m:endChr m:val="]"/>
+              <m:sepChr m:val=""/>
+              <m:grow/>
+            </m:dPr>
+            <m:e>
+              <m:sSub>
+                <m:e>
+                  <m:r>
+                    <m:t>R</m:t>
+                  </m:r>
+                </m:e>
+                <m:sub>
+                  <m:r>
+                    <m:t>T</m:t>
+                  </m:r>
+                </m:sub>
+              </m:sSub>
+            </m:e>
+          </m:d>
+          <m:r>
+            <m:rPr>
+              <m:sty m:val="p"/>
+            </m:rPr>
+            <m:t>≥</m:t>
+          </m:r>
+          <m:r>
+            <m:t>ρ</m:t>
+          </m:r>
+          <m:r>
+            <m:rPr>
+              <m:sty m:val="p"/>
+            </m:rPr>
+            <m:t>.</m:t>
+          </m:r>
+        </m:oMath>
+      </m:oMathPara>
+    </w:p>
+    <w:p>
+      <w:pPr>
+        <w:pStyle w:val="FirstParagraph"/>
+        <w:widowControl/>
+      </w:pPr>
+      <m:oMath>
+        <m:sSub>
+          <m:e>
+            <m:r>
+              <m:t>Π</m:t>
+            </m:r>
+          </m:e>
+          <m:sub>
+            <m:r>
+              <m:rPr>
+                <m:sty m:val="p"/>
+              </m:rPr>
+              <m:t>u</m:t>
+            </m:r>
+            <m:r>
+              <m:rPr>
+                <m:sty m:val="p"/>
+              </m:rPr>
+              <m:t>s</m:t>
+            </m:r>
+            <m:r>
+              <m:rPr>
+                <m:sty m:val="p"/>
+              </m:rPr>
+              <m:t>e</m:t>
+            </m:r>
+            <m:r>
+              <m:rPr>
+                <m:sty m:val="p"/>
+              </m:rPr>
+              <m:t>r</m:t>
+            </m:r>
+          </m:sub>
+        </m:sSub>
+      </m:oMath>
+      <w:r>
+        <w:t xml:space="preserve"> </w:t>
+      </w:r>
+      <w:r>
+        <w:t xml:space="preserve">为允许的策略集合，期望对随机推荐与反应取平均。损失</w:t>
+      </w:r>
+      <w:r>
+        <w:t xml:space="preserve"> </w:t>
+      </w:r>
+      <m:oMath>
+        <m:r>
+          <m:rPr>
+            <m:sty m:val="p"/>
+          </m:rPr>
+          <m:t>ℓ</m:t>
+        </m:r>
+      </m:oMath>
+      <w:r>
+        <w:t xml:space="preserve"> </w:t>
+      </w:r>
+      <w:r>
+        <w:t xml:space="preserve">衡量目标偏离；</w:t>
+      </w:r>
+      <m:oMath>
+        <m:sSub>
+          <m:e>
+            <m:r>
+              <m:t>C</m:t>
+            </m:r>
+          </m:e>
+          <m:sub>
+            <m:r>
+              <m:t>T</m:t>
+            </m:r>
+          </m:sub>
+        </m:sSub>
+      </m:oMath>
+      <w:r>
+        <w:t xml:space="preserve"> </w:t>
+      </w:r>
+      <w:r>
+        <w:t xml:space="preserve">为操作成本，</w:t>
+      </w:r>
+      <m:oMath>
+        <m:sSub>
+          <m:e>
+            <m:r>
+              <m:t>R</m:t>
+            </m:r>
+          </m:e>
+          <m:sub>
+            <m:r>
+              <m:t>T</m:t>
+            </m:r>
+          </m:sub>
+        </m:sSub>
+      </m:oMath>
+      <w:r>
+        <w:t xml:space="preserve"> </w:t>
+      </w:r>
+      <w:r>
+        <w:t xml:space="preserve">为相对不干预时的信息保留程度。预算</w:t>
+      </w:r>
+      <w:r>
+        <w:t xml:space="preserve"> </w:t>
+      </w:r>
+      <m:oMath>
+        <m:r>
+          <m:t>B</m:t>
+        </m:r>
+      </m:oMath>
+      <w:r>
+        <w:t xml:space="preserve">、最低保留要求</w:t>
+      </w:r>
+      <w:r>
+        <w:t xml:space="preserve"> </w:t>
+      </w:r>
+      <m:oMath>
+        <m:r>
+          <m:t>ρ</m:t>
+        </m:r>
+      </m:oMath>
+      <w:r>
+        <w:t xml:space="preserve"> </w:t>
+      </w:r>
+      <w:r>
+        <w:t xml:space="preserve">和测量规则由测试情境预先设定或用户确认。未知内容和空信息流不能被计为成功。以育儿为例，损失可衡量目标概括性说法的曝光，保留程度则跟踪实用建议及不同解释。新增理由依据有出处的来源集合评价，不能用模型生成的断言代替。</w:t>
       </w:r>
     </w:p>
     <w:p>
@@ -462,18 +1527,18 @@
         <w:widowControl/>
       </w:pPr>
       <w:r>
-        <w:t xml:space="preserve">这里必须区分内容集合与个人曝光记录。只有日志中存在足够相关观察时，才生成个人时序报告；否则说明覆盖不足，并用明确标注的构造序列检验报告方法。</w:t>
+        <w:t xml:space="preserve">枚举不干预、话题过滤、负反馈、选择性过滤与补充、搜索／关注等策略，通过下文的仿真估计结果，再排除违反估计约束的候选；无可行方案时明确报告。结果已估计后，选择成本随候选数线性增长。平台操作与外部工具功能分别处理。这里比较有限候选，不声称求得全局最优策略。</w:t>
       </w:r>
     </w:p>
     <w:bookmarkEnd w:id="22"/>
-    <w:bookmarkStart w:id="23" w:name="比较调整办法"/>
+    <w:bookmarkStart w:id="23" w:name="仿真建模检验推荐反馈循环"/>
     <w:p>
       <w:pPr>
         <w:pStyle w:val="Heading2"/>
         <w:widowControl/>
       </w:pPr>
       <w:r>
-        <w:t xml:space="preserve">比较调整办法</w:t>
+        <w:t xml:space="preserve">仿真建模：检验推荐—反馈循环</w:t>
       </w:r>
     </w:p>
     <w:p>
@@ -482,7 +1547,460 @@
         <w:widowControl/>
       </w:pPr>
       <w:r>
-        <w:t xml:space="preserve">控制环节的输入是用户确认的“减少什么、保留什么、补充什么”及允许采取的操作。我们将比较不干预、整话题过滤、针对性负反馈、选择性过滤与有来源的信息补充，以及主动搜索或关注。比较时会区分平台自带操作与拟议外部工具提供的过滤、信息补充功能。</w:t>
+        <w:t xml:space="preserve">用</w:t>
+      </w:r>
+      <w:r>
+        <w:t xml:space="preserve"> </w:t>
+      </w:r>
+      <m:oMath>
+        <m:sSub>
+          <m:e>
+            <m:r>
+              <m:t>s</m:t>
+            </m:r>
+          </m:e>
+          <m:sub>
+            <m:r>
+              <m:t>t</m:t>
+            </m:r>
+          </m:sub>
+        </m:sSub>
+      </m:oMath>
+      <w:r>
+        <w:t xml:space="preserve"> </w:t>
+      </w:r>
+      <w:r>
+        <w:t xml:space="preserve">表示推荐历史和用户行为状态。在步骤</w:t>
+      </w:r>
+      <w:r>
+        <w:t xml:space="preserve"> </w:t>
+      </w:r>
+      <m:oMath>
+        <m:r>
+          <m:t>t</m:t>
+        </m:r>
+      </m:oMath>
+      <w:r>
+        <w:t xml:space="preserve">，推荐器</w:t>
+      </w:r>
+      <w:r>
+        <w:t xml:space="preserve"> </w:t>
+      </w:r>
+      <m:oMath>
+        <m:r>
+          <m:rPr>
+            <m:sty m:val="p"/>
+            <m:scr m:val="script"/>
+          </m:rPr>
+          <m:t>R</m:t>
+        </m:r>
+      </m:oMath>
+      <w:r>
+        <w:t xml:space="preserve"> </w:t>
+      </w:r>
+      <w:r>
+        <w:t xml:space="preserve">生成曝光</w:t>
+      </w:r>
+      <w:r>
+        <w:t xml:space="preserve"> </w:t>
+      </w:r>
+      <m:oMath>
+        <m:sSub>
+          <m:e>
+            <m:r>
+              <m:t>x</m:t>
+            </m:r>
+          </m:e>
+          <m:sub>
+            <m:r>
+              <m:t>t</m:t>
+            </m:r>
+          </m:sub>
+        </m:sSub>
+      </m:oMath>
+      <w:r>
+        <w:t xml:space="preserve">，用户模型</w:t>
+      </w:r>
+      <w:r>
+        <w:t xml:space="preserve"> </w:t>
+      </w:r>
+      <m:oMath>
+        <m:r>
+          <m:rPr>
+            <m:sty m:val="p"/>
+            <m:scr m:val="script"/>
+          </m:rPr>
+          <m:t>U</m:t>
+        </m:r>
+      </m:oMath>
+      <w:r>
+        <w:t xml:space="preserve"> </w:t>
+      </w:r>
+      <w:r>
+        <w:t xml:space="preserve">生成反馈</w:t>
+      </w:r>
+      <w:r>
+        <w:t xml:space="preserve"> </w:t>
+      </w:r>
+      <m:oMath>
+        <m:sSub>
+          <m:e>
+            <m:r>
+              <m:t>y</m:t>
+            </m:r>
+          </m:e>
+          <m:sub>
+            <m:r>
+              <m:t>t</m:t>
+            </m:r>
+          </m:sub>
+        </m:sSub>
+      </m:oMath>
+      <w:r>
+        <w:t xml:space="preserve">，所选操作</w:t>
+      </w:r>
+      <w:r>
+        <w:t xml:space="preserve"> </w:t>
+      </w:r>
+      <m:oMath>
+        <m:sSub>
+          <m:e>
+            <m:r>
+              <m:t>a</m:t>
+            </m:r>
+          </m:e>
+          <m:sub>
+            <m:r>
+              <m:t>t</m:t>
+            </m:r>
+          </m:sub>
+        </m:sSub>
+      </m:oMath>
+      <w:r>
+        <w:t xml:space="preserve"> </w:t>
+      </w:r>
+      <w:r>
+        <w:t xml:space="preserve">进入状态更新规则</w:t>
+      </w:r>
+      <w:r>
+        <w:t xml:space="preserve"> </w:t>
+      </w:r>
+      <m:oMath>
+        <m:r>
+          <m:rPr>
+            <m:sty m:val="p"/>
+            <m:scr m:val="script"/>
+          </m:rPr>
+          <m:t>F</m:t>
+        </m:r>
+      </m:oMath>
+      <w:r>
+        <w:t xml:space="preserve">：</w:t>
+      </w:r>
+    </w:p>
+    <w:p>
+      <w:pPr>
+        <w:pStyle w:val="BodyText"/>
+        <w:keepNext/>
+        <w:widowControl/>
+      </w:pPr>
+      <m:oMathPara>
+        <m:oMathParaPr>
+          <m:jc m:val="center"/>
+        </m:oMathParaPr>
+        <m:oMath>
+          <m:sSub>
+            <m:e>
+              <m:r>
+                <m:t>x</m:t>
+              </m:r>
+            </m:e>
+            <m:sub>
+              <m:r>
+                <m:t>t</m:t>
+              </m:r>
+            </m:sub>
+          </m:sSub>
+          <m:r>
+            <m:rPr>
+              <m:sty m:val="p"/>
+            </m:rPr>
+            <m:t>∼</m:t>
+          </m:r>
+          <m:r>
+            <m:rPr>
+              <m:sty m:val="p"/>
+              <m:scr m:val="script"/>
+            </m:rPr>
+            <m:t>R</m:t>
+          </m:r>
+          <m:d>
+            <m:dPr>
+              <m:begChr m:val="("/>
+              <m:endChr m:val=")"/>
+              <m:sepChr m:val=""/>
+              <m:grow/>
+            </m:dPr>
+            <m:e>
+              <m:r>
+                <m:rPr>
+                  <m:sty m:val="p"/>
+                </m:rPr>
+                <m:t>⋅</m:t>
+              </m:r>
+              <m:r>
+                <m:rPr>
+                  <m:sty m:val="p"/>
+                </m:rPr>
+                <m:t>∣</m:t>
+              </m:r>
+              <m:sSub>
+                <m:e>
+                  <m:r>
+                    <m:t>s</m:t>
+                  </m:r>
+                </m:e>
+                <m:sub>
+                  <m:r>
+                    <m:t>t</m:t>
+                  </m:r>
+                </m:sub>
+              </m:sSub>
+            </m:e>
+          </m:d>
+          <m:r>
+            <m:rPr>
+              <m:sty m:val="p"/>
+            </m:rPr>
+            <m:t>,</m:t>
+          </m:r>
+          <m:r>
+            <m:t> </m:t>
+          </m:r>
+          <m:sSub>
+            <m:e>
+              <m:r>
+                <m:t>y</m:t>
+              </m:r>
+            </m:e>
+            <m:sub>
+              <m:r>
+                <m:t>t</m:t>
+              </m:r>
+            </m:sub>
+          </m:sSub>
+          <m:r>
+            <m:rPr>
+              <m:sty m:val="p"/>
+            </m:rPr>
+            <m:t>∼</m:t>
+          </m:r>
+          <m:r>
+            <m:rPr>
+              <m:sty m:val="p"/>
+              <m:scr m:val="script"/>
+            </m:rPr>
+            <m:t>U</m:t>
+          </m:r>
+          <m:d>
+            <m:dPr>
+              <m:begChr m:val="("/>
+              <m:endChr m:val=")"/>
+              <m:sepChr m:val=""/>
+              <m:grow/>
+            </m:dPr>
+            <m:e>
+              <m:r>
+                <m:rPr>
+                  <m:sty m:val="p"/>
+                </m:rPr>
+                <m:t>⋅</m:t>
+              </m:r>
+              <m:r>
+                <m:rPr>
+                  <m:sty m:val="p"/>
+                </m:rPr>
+                <m:t>∣</m:t>
+              </m:r>
+              <m:sSub>
+                <m:e>
+                  <m:r>
+                    <m:t>x</m:t>
+                  </m:r>
+                </m:e>
+                <m:sub>
+                  <m:r>
+                    <m:t>t</m:t>
+                  </m:r>
+                </m:sub>
+              </m:sSub>
+              <m:r>
+                <m:rPr>
+                  <m:sty m:val="p"/>
+                </m:rPr>
+                <m:t>,</m:t>
+              </m:r>
+              <m:sSub>
+                <m:e>
+                  <m:r>
+                    <m:t>s</m:t>
+                  </m:r>
+                </m:e>
+                <m:sub>
+                  <m:r>
+                    <m:t>t</m:t>
+                  </m:r>
+                </m:sub>
+              </m:sSub>
+            </m:e>
+          </m:d>
+          <m:r>
+            <m:rPr>
+              <m:sty m:val="p"/>
+            </m:rPr>
+            <m:t>,</m:t>
+          </m:r>
+          <m:r>
+            <m:t> </m:t>
+          </m:r>
+          <m:sSub>
+            <m:e>
+              <m:r>
+                <m:t>s</m:t>
+              </m:r>
+            </m:e>
+            <m:sub>
+              <m:r>
+                <m:t>t</m:t>
+              </m:r>
+              <m:r>
+                <m:rPr>
+                  <m:sty m:val="p"/>
+                </m:rPr>
+                <m:t>+</m:t>
+              </m:r>
+              <m:r>
+                <m:t>1</m:t>
+              </m:r>
+            </m:sub>
+          </m:sSub>
+          <m:r>
+            <m:rPr>
+              <m:sty m:val="p"/>
+            </m:rPr>
+            <m:t>∼</m:t>
+          </m:r>
+          <m:r>
+            <m:rPr>
+              <m:sty m:val="p"/>
+              <m:scr m:val="script"/>
+            </m:rPr>
+            <m:t>F</m:t>
+          </m:r>
+          <m:d>
+            <m:dPr>
+              <m:begChr m:val="("/>
+              <m:endChr m:val=")"/>
+              <m:sepChr m:val=""/>
+              <m:grow/>
+            </m:dPr>
+            <m:e>
+              <m:r>
+                <m:rPr>
+                  <m:sty m:val="p"/>
+                </m:rPr>
+                <m:t>⋅</m:t>
+              </m:r>
+              <m:r>
+                <m:rPr>
+                  <m:sty m:val="p"/>
+                </m:rPr>
+                <m:t>∣</m:t>
+              </m:r>
+              <m:sSub>
+                <m:e>
+                  <m:r>
+                    <m:t>s</m:t>
+                  </m:r>
+                </m:e>
+                <m:sub>
+                  <m:r>
+                    <m:t>t</m:t>
+                  </m:r>
+                </m:sub>
+              </m:sSub>
+              <m:r>
+                <m:rPr>
+                  <m:sty m:val="p"/>
+                </m:rPr>
+                <m:t>,</m:t>
+              </m:r>
+              <m:sSub>
+                <m:e>
+                  <m:r>
+                    <m:t>x</m:t>
+                  </m:r>
+                </m:e>
+                <m:sub>
+                  <m:r>
+                    <m:t>t</m:t>
+                  </m:r>
+                </m:sub>
+              </m:sSub>
+              <m:r>
+                <m:rPr>
+                  <m:sty m:val="p"/>
+                </m:rPr>
+                <m:t>,</m:t>
+              </m:r>
+              <m:sSub>
+                <m:e>
+                  <m:r>
+                    <m:t>y</m:t>
+                  </m:r>
+                </m:e>
+                <m:sub>
+                  <m:r>
+                    <m:t>t</m:t>
+                  </m:r>
+                </m:sub>
+              </m:sSub>
+              <m:r>
+                <m:rPr>
+                  <m:sty m:val="p"/>
+                </m:rPr>
+                <m:t>,</m:t>
+              </m:r>
+              <m:sSub>
+                <m:e>
+                  <m:r>
+                    <m:t>a</m:t>
+                  </m:r>
+                </m:e>
+                <m:sub>
+                  <m:r>
+                    <m:t>t</m:t>
+                  </m:r>
+                </m:sub>
+              </m:sSub>
+            </m:e>
+          </m:d>
+          <m:r>
+            <m:rPr>
+              <m:sty m:val="p"/>
+            </m:rPr>
+            <m:t>.</m:t>
+          </m:r>
+        </m:oMath>
+      </m:oMathPara>
+    </w:p>
+    <w:p>
+      <w:pPr>
+        <w:pStyle w:val="FirstParagraph"/>
+        <w:widowControl/>
+      </w:pPr>
+      <w:r>
+        <w:t xml:space="preserve">这是仿真抽象，不是已观测到的平台模型；观看倾向与调整目标分别表示。比较规则、数据驱动、LLM 和混合用户，通过可获得的留出日志检验行为预测，包括概率校准。推荐记忆、探索及反馈强度在实验中分别变化。用户可能仍会观看令自己不快的视频，却希望减少同类推荐，模型需要容纳这种冲突。策略只能读取可观察记录，不能读取隐藏偏好或推荐器参数。</w:t>
       </w:r>
     </w:p>
     <w:p>
@@ -491,50 +2009,12 @@
         <w:widowControl/>
       </w:pPr>
       <w:r>
-        <w:t xml:space="preserve">采用简单的约束选择方法：先排除会删去过多所需信息的策略，再比较剩余方案中的不希望看到的曝光量、信息保留、新增理由和操作负担。语义相似度可以帮助检索，但不能单独判断材料是否提供了新的理由。LLM 助手可澄清需求、调用搜索和分析工具，具体统计与约束判断仍由可复查的程序完成。</w:t>
+        <w:t xml:space="preserve">以匹配初始状态和多个随机种子比较目标达到、信息损失、操作成本及复发。分别测试持续干预、停止干预和恢复此前观看行为。均值同时报告跨次运行的波动和约束违反频率，避免平均表现掩盖结果的不可靠性。改变模型参数和标签错误检验稳健性；模拟效果不能直接证明真实平台效果。</w:t>
       </w:r>
     </w:p>
     <w:bookmarkEnd w:id="23"/>
-    <w:bookmarkStart w:id="24" w:name="检验动态反馈"/>
-    <w:p>
-      <w:pPr>
-        <w:pStyle w:val="Heading2"/>
-        <w:widowControl/>
-      </w:pPr>
-      <w:r>
-        <w:t xml:space="preserve">检验动态反馈</w:t>
-      </w:r>
-    </w:p>
-    <w:p>
-      <w:pPr>
-        <w:pStyle w:val="FirstParagraph"/>
-        <w:widowControl/>
-      </w:pPr>
-      <w:r>
-        <w:t xml:space="preserve">仿真分别表示内容池、推荐器、用户和干预策略。每一步中，推荐器选择内容，用户作出反应，平台更新行为历史，再产生下一轮推荐。用户容易停留观看的内容，与他希望调整后的信息流，分别建模。</w:t>
-      </w:r>
-    </w:p>
-    <w:p>
-      <w:pPr>
-        <w:pStyle w:val="BodyText"/>
-        <w:widowControl/>
-      </w:pPr>
-      <w:r>
-        <w:t xml:space="preserve">我们将比较透明的规则用户、数据驱动用户和 LLM 用户。一个值得检验的方案是：用模型理解内容含义，再结合统计模型预测可观察行为。有配对内容与日志时，先用留出的真实记录检验行为预测；能说出合理理由，不等于行为真实。如果更复杂的用户模型缺乏依据，仍保留简单仿真来分析机制。</w:t>
-      </w:r>
-    </w:p>
-    <w:p>
-      <w:pPr>
-        <w:pStyle w:val="BodyText"/>
-        <w:widowControl/>
-      </w:pPr>
-      <w:r>
-        <w:t xml:space="preserve">实验将比较持续干预与停止干预，并改变推荐记忆、探索和负反馈响应等假设。记录目标是否达到、所需曝光步数、有用信息损失、操作次数，以及不希望看到的模式是否再次出现。通过重复运行检验结论对模型假设的敏感性；仿真不代表真实平台的完整复刻。</w:t>
-      </w:r>
-    </w:p>
     <w:bookmarkEnd w:id="24"/>
-    <w:bookmarkEnd w:id="25"/>
-    <w:bookmarkStart w:id="26" w:name="相关研究与本项目的切入点"/>
+    <w:bookmarkStart w:id="25" w:name="相关研究与本项目的切入点"/>
     <w:p>
       <w:pPr>
         <w:pStyle w:val="Heading1"/>
@@ -812,8 +2292,8 @@
         <w:t xml:space="preserve">本项目将在多个议题、内容判断不完整和平台权限有限的条件下研究这一问题，而不是提出新的推荐算法。</w:t>
       </w:r>
     </w:p>
-    <w:bookmarkEnd w:id="26"/>
-    <w:bookmarkStart w:id="27" w:name="可行性局限与伦理"/>
+    <w:bookmarkEnd w:id="25"/>
+    <w:bookmarkStart w:id="26" w:name="可行性局限与伦理"/>
     <w:p>
       <w:pPr>
         <w:pStyle w:val="Heading1"/>
@@ -847,7 +2327,7 @@
         <w:widowControl/>
       </w:pPr>
       <w:r>
-        <w:t xml:space="preserve">主要局限是视频语境不全、个人轨迹稀疏、平台响应未知。负反馈前后的日志变化首先作为关联，不直接解释为因果效果；仿真结论也保留其假设条件。接触更多观点不证明判断更好，过滤不喜欢的观点还可能进一步缩窄信息流。因此，我们会展示取舍，也不会在证据强弱不同的情况下把相反说法视为同样可信。</w:t>
+        <w:t xml:space="preserve">主要局限是视频语境不全、个人轨迹稀疏、平台响应未知。负反馈前后的日志变化首先作为关联，不直接解释为因果效果；仿真结论也保留其假设条件。有独立核验标签时，将用它们检查测量错误是否使干预看起来比实际更有效。接触更多观点不证明判断更好，过滤不喜欢的观点还可能进一步缩窄信息流。因此，我们会展示取舍，也不会在证据强弱不同的情况下把相反说法视为同样可信。</w:t>
       </w:r>
     </w:p>
     <w:p>
@@ -859,8 +2339,8 @@
         <w:t xml:space="preserve">核心工作使用公开研究数据与模拟用户。离线实验的调整目标将作为测试情境预先设定，不把它们当作匿名日志中真实用户的意愿。我们将遵守数据使用条款，不识别个人，在共享输出和示例中去除不必要的个人信息。若使用外部 AI 服务，需符合数据允许的用途，并避免发送可识别的个人历史。真人测试属于可选部分；招募前会确认适用的课程或学校要求并取得知情同意。核心研究不需要自动操作真实账号或实施线上平台干预。</w:t>
       </w:r>
     </w:p>
-    <w:bookmarkEnd w:id="27"/>
-    <w:bookmarkStart w:id="28" w:name="时间安排与成员分工"/>
+    <w:bookmarkEnd w:id="26"/>
+    <w:bookmarkStart w:id="27" w:name="时间安排与成员分工"/>
     <w:p>
       <w:pPr>
         <w:pStyle w:val="Heading1"/>
@@ -1706,8 +3186,8 @@
         <w:t xml:space="preserve">Fu Yitong 与 Wang Junbo 将和 Zhao Dingcheng 共同制定标注规范，再独立标注评价样本，并一起复核分歧。每位成员负责撰写自己的实质性章节，并复核另一位成员的工作。每周会议检查已取得的证据、尚缺条件和排期调整。</w:t>
       </w:r>
     </w:p>
-    <w:bookmarkEnd w:id="28"/>
-    <w:bookmarkStart w:id="49" w:name="参考文献"/>
+    <w:bookmarkEnd w:id="27"/>
+    <w:bookmarkStart w:id="48" w:name="参考文献"/>
     <w:p>
       <w:pPr>
         <w:pStyle w:val="Heading1"/>
@@ -1725,14 +3205,14 @@
         <w:spacing w:after="100" w:line="252" w:lineRule="auto"/>
         <w:ind w:left="400" w:hanging="400"/>
       </w:pPr>
-      <w:bookmarkStart w:id="29" w:name="ref-1"/>
+      <w:bookmarkStart w:id="28" w:name="ref-1"/>
       <w:r>
         <w:rPr>
           <w:sz w:val="19"/>
         </w:rPr>
         <w:t xml:space="preserve">[1]</w:t>
       </w:r>
-      <w:bookmarkEnd w:id="29"/>
+      <w:bookmarkEnd w:id="28"/>
       <w:r>
         <w:rPr>
           <w:sz w:val="19"/>
@@ -1751,7 +3231,7 @@
         </w:rPr>
         <w:t xml:space="preserve"> </w:t>
       </w:r>
-      <w:hyperlink r:id="rId30">
+      <w:hyperlink r:id="rId29">
         <w:r>
           <w:rPr>
             <w:rStyle w:val="Hyperlink"/>
@@ -1777,14 +3257,14 @@
         <w:spacing w:after="100" w:line="252" w:lineRule="auto"/>
         <w:ind w:left="400" w:hanging="400"/>
       </w:pPr>
-      <w:bookmarkStart w:id="31" w:name="ref-2"/>
+      <w:bookmarkStart w:id="30" w:name="ref-2"/>
       <w:r>
         <w:rPr>
           <w:sz w:val="19"/>
         </w:rPr>
         <w:t xml:space="preserve">[2]</w:t>
       </w:r>
-      <w:bookmarkEnd w:id="31"/>
+      <w:bookmarkEnd w:id="30"/>
       <w:r>
         <w:rPr>
           <w:sz w:val="19"/>
@@ -1803,7 +3283,7 @@
         </w:rPr>
         <w:t xml:space="preserve"> </w:t>
       </w:r>
-      <w:hyperlink r:id="rId32">
+      <w:hyperlink r:id="rId31">
         <w:r>
           <w:rPr>
             <w:rStyle w:val="Hyperlink"/>
@@ -1856,14 +3336,14 @@
         <w:spacing w:after="100" w:line="252" w:lineRule="auto"/>
         <w:ind w:left="400" w:hanging="400"/>
       </w:pPr>
-      <w:bookmarkStart w:id="33" w:name="ref-3"/>
+      <w:bookmarkStart w:id="32" w:name="ref-3"/>
       <w:r>
         <w:rPr>
           <w:sz w:val="19"/>
         </w:rPr>
         <w:t xml:space="preserve">[3]</w:t>
       </w:r>
-      <w:bookmarkEnd w:id="33"/>
+      <w:bookmarkEnd w:id="32"/>
       <w:r>
         <w:rPr>
           <w:sz w:val="19"/>
@@ -1882,7 +3362,7 @@
         </w:rPr>
         <w:t xml:space="preserve"> </w:t>
       </w:r>
-      <w:hyperlink r:id="rId34">
+      <w:hyperlink r:id="rId33">
         <w:r>
           <w:rPr>
             <w:rStyle w:val="Hyperlink"/>
@@ -1908,14 +3388,14 @@
         <w:spacing w:after="100" w:line="252" w:lineRule="auto"/>
         <w:ind w:left="400" w:hanging="400"/>
       </w:pPr>
-      <w:bookmarkStart w:id="35" w:name="ref-4"/>
+      <w:bookmarkStart w:id="34" w:name="ref-4"/>
       <w:r>
         <w:rPr>
           <w:sz w:val="19"/>
         </w:rPr>
         <w:t xml:space="preserve">[4]</w:t>
       </w:r>
-      <w:bookmarkEnd w:id="35"/>
+      <w:bookmarkEnd w:id="34"/>
       <w:r>
         <w:rPr>
           <w:sz w:val="19"/>
@@ -1934,7 +3414,7 @@
         </w:rPr>
         <w:t xml:space="preserve"> </w:t>
       </w:r>
-      <w:hyperlink r:id="rId36">
+      <w:hyperlink r:id="rId35">
         <w:r>
           <w:rPr>
             <w:rStyle w:val="Hyperlink"/>
@@ -1957,7 +3437,7 @@
         </w:rPr>
         <w:t xml:space="preserve"> </w:t>
       </w:r>
-      <w:hyperlink r:id="rId36">
+      <w:hyperlink r:id="rId35">
         <w:r>
           <w:rPr>
             <w:rStyle w:val="Hyperlink"/>
@@ -1981,14 +3461,14 @@
         <w:spacing w:after="100" w:line="252" w:lineRule="auto"/>
         <w:ind w:left="400" w:hanging="400"/>
       </w:pPr>
-      <w:bookmarkStart w:id="37" w:name="ref-5"/>
+      <w:bookmarkStart w:id="36" w:name="ref-5"/>
       <w:r>
         <w:rPr>
           <w:sz w:val="19"/>
         </w:rPr>
         <w:t xml:space="preserve">[5]</w:t>
       </w:r>
-      <w:bookmarkEnd w:id="37"/>
+      <w:bookmarkEnd w:id="36"/>
       <w:r>
         <w:rPr>
           <w:sz w:val="19"/>
@@ -2007,7 +3487,7 @@
         </w:rPr>
         <w:t xml:space="preserve"> </w:t>
       </w:r>
-      <w:hyperlink r:id="rId38">
+      <w:hyperlink r:id="rId37">
         <w:r>
           <w:rPr>
             <w:rStyle w:val="Hyperlink"/>
@@ -2030,7 +3510,7 @@
         </w:rPr>
         <w:t xml:space="preserve"> </w:t>
       </w:r>
-      <w:hyperlink r:id="rId38">
+      <w:hyperlink r:id="rId37">
         <w:r>
           <w:rPr>
             <w:rStyle w:val="Hyperlink"/>
@@ -2054,14 +3534,14 @@
         <w:spacing w:after="100" w:line="252" w:lineRule="auto"/>
         <w:ind w:left="400" w:hanging="400"/>
       </w:pPr>
-      <w:bookmarkStart w:id="39" w:name="ref-6"/>
+      <w:bookmarkStart w:id="38" w:name="ref-6"/>
       <w:r>
         <w:rPr>
           <w:sz w:val="19"/>
         </w:rPr>
         <w:t xml:space="preserve">[6]</w:t>
       </w:r>
-      <w:bookmarkEnd w:id="39"/>
+      <w:bookmarkEnd w:id="38"/>
       <w:r>
         <w:rPr>
           <w:sz w:val="19"/>
@@ -2080,7 +3560,7 @@
         </w:rPr>
         <w:t xml:space="preserve"> </w:t>
       </w:r>
-      <w:hyperlink r:id="rId40">
+      <w:hyperlink r:id="rId39">
         <w:r>
           <w:rPr>
             <w:rStyle w:val="Hyperlink"/>
@@ -2112,14 +3592,14 @@
         <w:spacing w:after="100" w:line="252" w:lineRule="auto"/>
         <w:ind w:left="400" w:hanging="400"/>
       </w:pPr>
-      <w:bookmarkStart w:id="41" w:name="ref-7"/>
+      <w:bookmarkStart w:id="40" w:name="ref-7"/>
       <w:r>
         <w:rPr>
           <w:sz w:val="19"/>
         </w:rPr>
         <w:t xml:space="preserve">[7]</w:t>
       </w:r>
-      <w:bookmarkEnd w:id="41"/>
+      <w:bookmarkEnd w:id="40"/>
       <w:r>
         <w:rPr>
           <w:sz w:val="19"/>
@@ -2138,7 +3618,7 @@
         </w:rPr>
         <w:t xml:space="preserve"> </w:t>
       </w:r>
-      <w:hyperlink r:id="rId42">
+      <w:hyperlink r:id="rId41">
         <w:r>
           <w:rPr>
             <w:rStyle w:val="Hyperlink"/>
@@ -2164,14 +3644,14 @@
         <w:spacing w:after="100" w:line="252" w:lineRule="auto"/>
         <w:ind w:left="400" w:hanging="400"/>
       </w:pPr>
-      <w:bookmarkStart w:id="43" w:name="ref-8"/>
+      <w:bookmarkStart w:id="42" w:name="ref-8"/>
       <w:r>
         <w:rPr>
           <w:sz w:val="19"/>
         </w:rPr>
         <w:t xml:space="preserve">[8]</w:t>
       </w:r>
-      <w:bookmarkEnd w:id="43"/>
+      <w:bookmarkEnd w:id="42"/>
       <w:r>
         <w:rPr>
           <w:sz w:val="19"/>
@@ -2190,7 +3670,7 @@
         </w:rPr>
         <w:t xml:space="preserve"> </w:t>
       </w:r>
-      <w:hyperlink r:id="rId44">
+      <w:hyperlink r:id="rId43">
         <w:r>
           <w:rPr>
             <w:rStyle w:val="Hyperlink"/>
@@ -2213,7 +3693,7 @@
         </w:rPr>
         <w:t xml:space="preserve"> </w:t>
       </w:r>
-      <w:hyperlink r:id="rId44">
+      <w:hyperlink r:id="rId43">
         <w:r>
           <w:rPr>
             <w:rStyle w:val="Hyperlink"/>
@@ -2237,14 +3717,14 @@
         <w:spacing w:after="100" w:line="252" w:lineRule="auto"/>
         <w:ind w:left="400" w:hanging="400"/>
       </w:pPr>
-      <w:bookmarkStart w:id="45" w:name="ref-9"/>
+      <w:bookmarkStart w:id="44" w:name="ref-9"/>
       <w:r>
         <w:rPr>
           <w:sz w:val="19"/>
         </w:rPr>
         <w:t xml:space="preserve">[9]</w:t>
       </w:r>
-      <w:bookmarkEnd w:id="45"/>
+      <w:bookmarkEnd w:id="44"/>
       <w:r>
         <w:rPr>
           <w:sz w:val="19"/>
@@ -2263,7 +3743,7 @@
         </w:rPr>
         <w:t xml:space="preserve"> </w:t>
       </w:r>
-      <w:hyperlink r:id="rId46">
+      <w:hyperlink r:id="rId45">
         <w:r>
           <w:rPr>
             <w:rStyle w:val="Hyperlink"/>
@@ -2289,14 +3769,14 @@
         <w:spacing w:after="100" w:line="252" w:lineRule="auto"/>
         <w:ind w:left="400" w:hanging="400"/>
       </w:pPr>
-      <w:bookmarkStart w:id="47" w:name="ref-10"/>
+      <w:bookmarkStart w:id="46" w:name="ref-10"/>
       <w:r>
         <w:rPr>
           <w:sz w:val="19"/>
         </w:rPr>
         <w:t xml:space="preserve">[10]</w:t>
       </w:r>
-      <w:bookmarkEnd w:id="47"/>
+      <w:bookmarkEnd w:id="46"/>
       <w:r>
         <w:rPr>
           <w:sz w:val="19"/>
@@ -2315,7 +3795,7 @@
         </w:rPr>
         <w:t xml:space="preserve"> </w:t>
       </w:r>
-      <w:hyperlink r:id="rId48">
+      <w:hyperlink r:id="rId47">
         <w:r>
           <w:rPr>
             <w:rStyle w:val="Hyperlink"/>
@@ -2333,8 +3813,8 @@
         <w:t xml:space="preserve">. NAACL 2024, pp. 1490–1504.</w:t>
       </w:r>
     </w:p>
+    <w:bookmarkEnd w:id="48"/>
     <w:bookmarkEnd w:id="49"/>
-    <w:bookmarkEnd w:id="50"/>
     <w:sectPr>
       <w:headerReference w:type="default" r:id="rId9"/>
       <w:footerReference w:type="default" r:id="rId10"/>

--- a/docs/project-plan/submission/Project_Plan_ZH.docx
+++ b/docs/project-plan/submission/Project_Plan_ZH.docx
@@ -1066,7 +1066,37 @@
         </m:d>
       </m:oMath>
       <w:r>
-        <w:t xml:space="preserve">。在评价期</w:t>
+        <w:t xml:space="preserve">。从已观察的摘要</w:t>
+      </w:r>
+      <w:r>
+        <w:t xml:space="preserve"> </w:t>
+      </w:r>
+      <m:oMath>
+        <m:sSub>
+          <m:e>
+            <m:acc>
+              <m:accPr>
+                <m:chr m:val="̂"/>
+              </m:accPr>
+              <m:e>
+                <m:r>
+                  <m:t>e</m:t>
+                </m:r>
+              </m:e>
+            </m:acc>
+          </m:e>
+          <m:sub>
+            <m:r>
+              <m:t>0</m:t>
+            </m:r>
+          </m:sub>
+        </m:sSub>
+      </m:oMath>
+      <w:r>
+        <w:t xml:space="preserve"> </w:t>
+      </w:r>
+      <w:r>
+        <w:t xml:space="preserve">出发，以后续曝光评价</w:t>
       </w:r>
       <w:r>
         <w:t xml:space="preserve"> </w:t>
@@ -1080,7 +1110,7 @@
         <w:t xml:space="preserve"> </w:t>
       </w:r>
       <w:r>
-        <w:t xml:space="preserve">内比较允许的策略：</w:t>
+        <w:t xml:space="preserve">次行动：</w:t>
       </w:r>
     </w:p>
     <w:p>
@@ -1193,12 +1223,21 @@
                     <m:t>=</m:t>
                   </m:r>
                   <m:r>
-                    <m:t>1</m:t>
+                    <m:t>0</m:t>
                   </m:r>
                 </m:sub>
                 <m:sup>
                   <m:r>
                     <m:t>T</m:t>
+                  </m:r>
+                  <m:r>
+                    <m:rPr>
+                      <m:sty m:val="p"/>
+                    </m:rPr>
+                    <m:t>−</m:t>
+                  </m:r>
+                  <m:r>
+                    <m:t>1</m:t>
                   </m:r>
                 </m:sup>
                 <m:e>
@@ -1234,6 +1273,15 @@
                     <m:sub>
                       <m:r>
                         <m:t>t</m:t>
+                      </m:r>
+                      <m:r>
+                        <m:rPr>
+                          <m:sty m:val="p"/>
+                        </m:rPr>
+                        <m:t>+</m:t>
+                      </m:r>
+                      <m:r>
+                        <m:t>1</m:t>
                       </m:r>
                     </m:sub>
                   </m:sSub>
@@ -1436,7 +1484,54 @@
         <w:t xml:space="preserve"> </w:t>
       </w:r>
       <w:r>
-        <w:t xml:space="preserve">为允许的策略集合，期望对随机推荐与反应取平均。损失</w:t>
+        <w:t xml:space="preserve">为允许的策略集合，期望对随机推荐与反应取平均。</w:t>
+      </w:r>
+      <m:oMath>
+        <m:sSub>
+          <m:e>
+            <m:r>
+              <m:t>a</m:t>
+            </m:r>
+          </m:e>
+          <m:sub>
+            <m:r>
+              <m:t>t</m:t>
+            </m:r>
+          </m:sub>
+        </m:sSub>
+      </m:oMath>
+      <w:r>
+        <w:t xml:space="preserve"> </w:t>
+      </w:r>
+      <w:r>
+        <w:t xml:space="preserve">影响未来曝光，不能改变已记录的</w:t>
+      </w:r>
+      <w:r>
+        <w:t xml:space="preserve"> </w:t>
+      </w:r>
+      <m:oMath>
+        <m:sSub>
+          <m:e>
+            <m:acc>
+              <m:accPr>
+                <m:chr m:val="̂"/>
+              </m:accPr>
+              <m:e>
+                <m:r>
+                  <m:t>e</m:t>
+                </m:r>
+              </m:e>
+            </m:acc>
+          </m:e>
+          <m:sub>
+            <m:r>
+              <m:t>t</m:t>
+            </m:r>
+          </m:sub>
+        </m:sSub>
+      </m:oMath>
+      <w:r>
+        <w:t xml:space="preserve">。损失</w:t>
       </w:r>
       <w:r>
         <w:t xml:space="preserve"> </w:t>
@@ -1473,7 +1568,21 @@
         <w:t xml:space="preserve"> </w:t>
       </w:r>
       <w:r>
-        <w:t xml:space="preserve">为操作成本，</w:t>
+        <w:t xml:space="preserve">累计这</w:t>
+      </w:r>
+      <w:r>
+        <w:t xml:space="preserve"> </w:t>
+      </w:r>
+      <m:oMath>
+        <m:r>
+          <m:t>T</m:t>
+        </m:r>
+      </m:oMath>
+      <w:r>
+        <w:t xml:space="preserve"> </w:t>
+      </w:r>
+      <w:r>
+        <w:t xml:space="preserve">次行动的成本，</w:t>
       </w:r>
       <m:oMath>
         <m:sSub>
@@ -1493,7 +1602,7 @@
         <w:t xml:space="preserve"> </w:t>
       </w:r>
       <w:r>
-        <w:t xml:space="preserve">为相对不干预时的信息保留程度。预算</w:t>
+        <w:t xml:space="preserve">衡量随后曝光期内相对不干预的信息保留程度。预算</w:t>
       </w:r>
       <w:r>
         <w:t xml:space="preserve"> </w:t>

--- a/docs/project-plan/submission/Project_Plan_ZH.docx
+++ b/docs/project-plan/submission/Project_Plan_ZH.docx
@@ -1066,7 +1066,7 @@
         </m:d>
       </m:oMath>
       <w:r>
-        <w:t xml:space="preserve">。从已观察的摘要</w:t>
+        <w:t xml:space="preserve">。从</w:t>
       </w:r>
       <w:r>
         <w:t xml:space="preserve"> </w:t>
@@ -1096,21 +1096,133 @@
         <w:t xml:space="preserve"> </w:t>
       </w:r>
       <w:r>
-        <w:t xml:space="preserve">出发，以后续曝光评价</w:t>
+        <w:t xml:space="preserve">出发，行动</w:t>
       </w:r>
       <w:r>
         <w:t xml:space="preserve"> </w:t>
       </w:r>
       <m:oMath>
+        <m:sSub>
+          <m:e>
+            <m:r>
+              <m:t>a</m:t>
+            </m:r>
+          </m:e>
+          <m:sub>
+            <m:r>
+              <m:t>0</m:t>
+            </m:r>
+          </m:sub>
+        </m:sSub>
         <m:r>
-          <m:t>T</m:t>
+          <m:rPr>
+            <m:sty m:val="p"/>
+          </m:rPr>
+          <m:t>,</m:t>
         </m:r>
+        <m:r>
+          <m:rPr>
+            <m:sty m:val="p"/>
+          </m:rPr>
+          <m:t>…</m:t>
+        </m:r>
+        <m:r>
+          <m:rPr>
+            <m:sty m:val="p"/>
+          </m:rPr>
+          <m:t>,</m:t>
+        </m:r>
+        <m:sSub>
+          <m:e>
+            <m:r>
+              <m:t>a</m:t>
+            </m:r>
+          </m:e>
+          <m:sub>
+            <m:r>
+              <m:t>T</m:t>
+            </m:r>
+            <m:r>
+              <m:rPr>
+                <m:sty m:val="p"/>
+              </m:rPr>
+              <m:t>−</m:t>
+            </m:r>
+            <m:r>
+              <m:t>1</m:t>
+            </m:r>
+          </m:sub>
+        </m:sSub>
       </m:oMath>
       <w:r>
         <w:t xml:space="preserve"> </w:t>
       </w:r>
       <w:r>
-        <w:t xml:space="preserve">次行动：</w:t>
+        <w:t xml:space="preserve">产生随后评价的摘要</w:t>
+      </w:r>
+      <w:r>
+        <w:t xml:space="preserve"> </w:t>
+      </w:r>
+      <m:oMath>
+        <m:sSub>
+          <m:e>
+            <m:acc>
+              <m:accPr>
+                <m:chr m:val="̂"/>
+              </m:accPr>
+              <m:e>
+                <m:r>
+                  <m:t>e</m:t>
+                </m:r>
+              </m:e>
+            </m:acc>
+          </m:e>
+          <m:sub>
+            <m:r>
+              <m:t>1</m:t>
+            </m:r>
+          </m:sub>
+        </m:sSub>
+        <m:r>
+          <m:rPr>
+            <m:sty m:val="p"/>
+          </m:rPr>
+          <m:t>,</m:t>
+        </m:r>
+        <m:r>
+          <m:rPr>
+            <m:sty m:val="p"/>
+          </m:rPr>
+          <m:t>…</m:t>
+        </m:r>
+        <m:r>
+          <m:rPr>
+            <m:sty m:val="p"/>
+          </m:rPr>
+          <m:t>,</m:t>
+        </m:r>
+        <m:sSub>
+          <m:e>
+            <m:acc>
+              <m:accPr>
+                <m:chr m:val="̂"/>
+              </m:accPr>
+              <m:e>
+                <m:r>
+                  <m:t>e</m:t>
+                </m:r>
+              </m:e>
+            </m:acc>
+          </m:e>
+          <m:sub>
+            <m:r>
+              <m:t>T</m:t>
+            </m:r>
+          </m:sub>
+        </m:sSub>
+      </m:oMath>
+      <w:r>
+        <w:t xml:space="preserve">：</w:t>
       </w:r>
     </w:p>
     <w:p>
@@ -1223,21 +1335,12 @@
                     <m:t>=</m:t>
                   </m:r>
                   <m:r>
-                    <m:t>0</m:t>
+                    <m:t>1</m:t>
                   </m:r>
                 </m:sub>
                 <m:sup>
                   <m:r>
                     <m:t>T</m:t>
-                  </m:r>
-                  <m:r>
-                    <m:rPr>
-                      <m:sty m:val="p"/>
-                    </m:rPr>
-                    <m:t>−</m:t>
-                  </m:r>
-                  <m:r>
-                    <m:t>1</m:t>
                   </m:r>
                 </m:sup>
                 <m:e>
@@ -1273,15 +1376,6 @@
                     <m:sub>
                       <m:r>
                         <m:t>t</m:t>
-                      </m:r>
-                      <m:r>
-                        <m:rPr>
-                          <m:sty m:val="p"/>
-                        </m:rPr>
-                        <m:t>+</m:t>
-                      </m:r>
-                      <m:r>
-                        <m:t>1</m:t>
                       </m:r>
                     </m:sub>
                   </m:sSub>

--- a/docs/project-plan/submission/Project_Plan_ZH.docx
+++ b/docs/project-plan/submission/Project_Plan_ZH.docx
@@ -1066,37 +1066,7 @@
         </m:d>
       </m:oMath>
       <w:r>
-        <w:t xml:space="preserve">。从已观察的摘要</w:t>
-      </w:r>
-      <w:r>
-        <w:t xml:space="preserve"> </w:t>
-      </w:r>
-      <m:oMath>
-        <m:sSub>
-          <m:e>
-            <m:acc>
-              <m:accPr>
-                <m:chr m:val="̂"/>
-              </m:accPr>
-              <m:e>
-                <m:r>
-                  <m:t>e</m:t>
-                </m:r>
-              </m:e>
-            </m:acc>
-          </m:e>
-          <m:sub>
-            <m:r>
-              <m:t>0</m:t>
-            </m:r>
-          </m:sub>
-        </m:sSub>
-      </m:oMath>
-      <w:r>
-        <w:t xml:space="preserve"> </w:t>
-      </w:r>
-      <w:r>
-        <w:t xml:space="preserve">出发，以后续曝光评价</w:t>
+        <w:t xml:space="preserve">。在评价期</w:t>
       </w:r>
       <w:r>
         <w:t xml:space="preserve"> </w:t>
@@ -1110,7 +1080,7 @@
         <w:t xml:space="preserve"> </w:t>
       </w:r>
       <w:r>
-        <w:t xml:space="preserve">次行动：</w:t>
+        <w:t xml:space="preserve">内比较允许的策略：</w:t>
       </w:r>
     </w:p>
     <w:p>
@@ -1223,21 +1193,12 @@
                     <m:t>=</m:t>
                   </m:r>
                   <m:r>
-                    <m:t>0</m:t>
+                    <m:t>1</m:t>
                   </m:r>
                 </m:sub>
                 <m:sup>
                   <m:r>
                     <m:t>T</m:t>
-                  </m:r>
-                  <m:r>
-                    <m:rPr>
-                      <m:sty m:val="p"/>
-                    </m:rPr>
-                    <m:t>−</m:t>
-                  </m:r>
-                  <m:r>
-                    <m:t>1</m:t>
                   </m:r>
                 </m:sup>
                 <m:e>
@@ -1273,15 +1234,6 @@
                     <m:sub>
                       <m:r>
                         <m:t>t</m:t>
-                      </m:r>
-                      <m:r>
-                        <m:rPr>
-                          <m:sty m:val="p"/>
-                        </m:rPr>
-                        <m:t>+</m:t>
-                      </m:r>
-                      <m:r>
-                        <m:t>1</m:t>
                       </m:r>
                     </m:sub>
                   </m:sSub>
@@ -1484,54 +1436,7 @@
         <w:t xml:space="preserve"> </w:t>
       </w:r>
       <w:r>
-        <w:t xml:space="preserve">为允许的策略集合，期望对随机推荐与反应取平均。</w:t>
-      </w:r>
-      <m:oMath>
-        <m:sSub>
-          <m:e>
-            <m:r>
-              <m:t>a</m:t>
-            </m:r>
-          </m:e>
-          <m:sub>
-            <m:r>
-              <m:t>t</m:t>
-            </m:r>
-          </m:sub>
-        </m:sSub>
-      </m:oMath>
-      <w:r>
-        <w:t xml:space="preserve"> </w:t>
-      </w:r>
-      <w:r>
-        <w:t xml:space="preserve">影响未来曝光，不能改变已记录的</w:t>
-      </w:r>
-      <w:r>
-        <w:t xml:space="preserve"> </w:t>
-      </w:r>
-      <m:oMath>
-        <m:sSub>
-          <m:e>
-            <m:acc>
-              <m:accPr>
-                <m:chr m:val="̂"/>
-              </m:accPr>
-              <m:e>
-                <m:r>
-                  <m:t>e</m:t>
-                </m:r>
-              </m:e>
-            </m:acc>
-          </m:e>
-          <m:sub>
-            <m:r>
-              <m:t>t</m:t>
-            </m:r>
-          </m:sub>
-        </m:sSub>
-      </m:oMath>
-      <w:r>
-        <w:t xml:space="preserve">。损失</w:t>
+        <w:t xml:space="preserve">为允许的策略集合，期望对随机推荐与反应取平均。损失</w:t>
       </w:r>
       <w:r>
         <w:t xml:space="preserve"> </w:t>
@@ -1568,21 +1473,7 @@
         <w:t xml:space="preserve"> </w:t>
       </w:r>
       <w:r>
-        <w:t xml:space="preserve">累计这</w:t>
-      </w:r>
-      <w:r>
-        <w:t xml:space="preserve"> </w:t>
-      </w:r>
-      <m:oMath>
-        <m:r>
-          <m:t>T</m:t>
-        </m:r>
-      </m:oMath>
-      <w:r>
-        <w:t xml:space="preserve"> </w:t>
-      </w:r>
-      <w:r>
-        <w:t xml:space="preserve">次行动的成本，</w:t>
+        <w:t xml:space="preserve">为操作成本，</w:t>
       </w:r>
       <m:oMath>
         <m:sSub>
@@ -1602,7 +1493,7 @@
         <w:t xml:space="preserve"> </w:t>
       </w:r>
       <w:r>
-        <w:t xml:space="preserve">衡量随后曝光期内相对不干预的信息保留程度。预算</w:t>
+        <w:t xml:space="preserve">为相对不干预时的信息保留程度。预算</w:t>
       </w:r>
       <w:r>
         <w:t xml:space="preserve"> </w:t>

--- a/docs/project-plan/submission/Project_Plan_ZH.docx
+++ b/docs/project-plan/submission/Project_Plan_ZH.docx
@@ -1066,7 +1066,7 @@
         </m:d>
       </m:oMath>
       <w:r>
-        <w:t xml:space="preserve">。从</w:t>
+        <w:t xml:space="preserve">。从已观察的摘要</w:t>
       </w:r>
       <w:r>
         <w:t xml:space="preserve"> </w:t>
@@ -1096,133 +1096,21 @@
         <w:t xml:space="preserve"> </w:t>
       </w:r>
       <w:r>
-        <w:t xml:space="preserve">出发，行动</w:t>
+        <w:t xml:space="preserve">出发，以后续曝光评价</w:t>
       </w:r>
       <w:r>
         <w:t xml:space="preserve"> </w:t>
       </w:r>
       <m:oMath>
-        <m:sSub>
-          <m:e>
-            <m:r>
-              <m:t>a</m:t>
-            </m:r>
-          </m:e>
-          <m:sub>
-            <m:r>
-              <m:t>0</m:t>
-            </m:r>
-          </m:sub>
-        </m:sSub>
         <m:r>
-          <m:rPr>
-            <m:sty m:val="p"/>
-          </m:rPr>
-          <m:t>,</m:t>
+          <m:t>T</m:t>
         </m:r>
-        <m:r>
-          <m:rPr>
-            <m:sty m:val="p"/>
-          </m:rPr>
-          <m:t>…</m:t>
-        </m:r>
-        <m:r>
-          <m:rPr>
-            <m:sty m:val="p"/>
-          </m:rPr>
-          <m:t>,</m:t>
-        </m:r>
-        <m:sSub>
-          <m:e>
-            <m:r>
-              <m:t>a</m:t>
-            </m:r>
-          </m:e>
-          <m:sub>
-            <m:r>
-              <m:t>T</m:t>
-            </m:r>
-            <m:r>
-              <m:rPr>
-                <m:sty m:val="p"/>
-              </m:rPr>
-              <m:t>−</m:t>
-            </m:r>
-            <m:r>
-              <m:t>1</m:t>
-            </m:r>
-          </m:sub>
-        </m:sSub>
       </m:oMath>
       <w:r>
         <w:t xml:space="preserve"> </w:t>
       </w:r>
       <w:r>
-        <w:t xml:space="preserve">产生随后评价的摘要</w:t>
-      </w:r>
-      <w:r>
-        <w:t xml:space="preserve"> </w:t>
-      </w:r>
-      <m:oMath>
-        <m:sSub>
-          <m:e>
-            <m:acc>
-              <m:accPr>
-                <m:chr m:val="̂"/>
-              </m:accPr>
-              <m:e>
-                <m:r>
-                  <m:t>e</m:t>
-                </m:r>
-              </m:e>
-            </m:acc>
-          </m:e>
-          <m:sub>
-            <m:r>
-              <m:t>1</m:t>
-            </m:r>
-          </m:sub>
-        </m:sSub>
-        <m:r>
-          <m:rPr>
-            <m:sty m:val="p"/>
-          </m:rPr>
-          <m:t>,</m:t>
-        </m:r>
-        <m:r>
-          <m:rPr>
-            <m:sty m:val="p"/>
-          </m:rPr>
-          <m:t>…</m:t>
-        </m:r>
-        <m:r>
-          <m:rPr>
-            <m:sty m:val="p"/>
-          </m:rPr>
-          <m:t>,</m:t>
-        </m:r>
-        <m:sSub>
-          <m:e>
-            <m:acc>
-              <m:accPr>
-                <m:chr m:val="̂"/>
-              </m:accPr>
-              <m:e>
-                <m:r>
-                  <m:t>e</m:t>
-                </m:r>
-              </m:e>
-            </m:acc>
-          </m:e>
-          <m:sub>
-            <m:r>
-              <m:t>T</m:t>
-            </m:r>
-          </m:sub>
-        </m:sSub>
-      </m:oMath>
-      <w:r>
-        <w:t xml:space="preserve">：</w:t>
+        <w:t xml:space="preserve">次行动：</w:t>
       </w:r>
     </w:p>
     <w:p>
@@ -1335,12 +1223,21 @@
                     <m:t>=</m:t>
                   </m:r>
                   <m:r>
-                    <m:t>1</m:t>
+                    <m:t>0</m:t>
                   </m:r>
                 </m:sub>
                 <m:sup>
                   <m:r>
                     <m:t>T</m:t>
+                  </m:r>
+                  <m:r>
+                    <m:rPr>
+                      <m:sty m:val="p"/>
+                    </m:rPr>
+                    <m:t>−</m:t>
+                  </m:r>
+                  <m:r>
+                    <m:t>1</m:t>
                   </m:r>
                 </m:sup>
                 <m:e>
@@ -1376,6 +1273,15 @@
                     <m:sub>
                       <m:r>
                         <m:t>t</m:t>
+                      </m:r>
+                      <m:r>
+                        <m:rPr>
+                          <m:sty m:val="p"/>
+                        </m:rPr>
+                        <m:t>+</m:t>
+                      </m:r>
+                      <m:r>
+                        <m:t>1</m:t>
                       </m:r>
                     </m:sub>
                   </m:sSub>

--- a/docs/project-plan/submission/Project_Plan_ZH.docx
+++ b/docs/project-plan/submission/Project_Plan_ZH.docx
@@ -2,7 +2,7 @@
 <file path=word/document.xml><?xml version="1.0" encoding="utf-8"?>
 <w:document xmlns:w="http://schemas.openxmlformats.org/wordprocessingml/2006/main" xmlns:m="http://schemas.openxmlformats.org/officeDocument/2006/math" xmlns:r="http://schemas.openxmlformats.org/officeDocument/2006/relationships" xmlns:o="urn:schemas-microsoft-com:office:office" xmlns:v="urn:schemas-microsoft-com:vml" xmlns:w10="urn:schemas-microsoft-com:office:word" xmlns:a="http://schemas.openxmlformats.org/drawingml/2006/main" xmlns:pic="http://schemas.openxmlformats.org/drawingml/2006/picture" xmlns:wp="http://schemas.openxmlformats.org/drawingml/2006/wordprocessingDrawing">
   <w:body>
-    <w:bookmarkStart w:id="49" w:name="保留话题拓宽视角"/>
+    <w:bookmarkStart w:id="54" w:name="保留话题拓宽视角"/>
     <w:p>
       <w:pPr>
         <w:pStyle w:val="Title"/>
@@ -375,6 +375,15 @@
         <w:widowControl/>
       </w:pPr>
       <w:r>
+        <w:t xml:space="preserve">用户未必知道自己遗漏了什么。因此，报告也会对照有出处的议题语料中可找到的理由，并提出供用户确认的调整目标。这份语料只是有限参照，不代表议题的全部观点，也不自动意味着正反方均衡。</w:t>
+      </w:r>
+    </w:p>
+    <w:p>
+      <w:pPr>
+        <w:pStyle w:val="BodyText"/>
+        <w:widowControl/>
+      </w:pPr>
+      <w:r>
         <w:t xml:space="preserve">我们将在至少两个议题上共同开发方法，再用一个未参与开发的议题评价适用性。主要成果是带证据的报告设计、干预策略比较和动态仿真；条件允许时用小型工具演示，不要求完成一个 app。研究重点是曝光与控制，不直接测量用户信念或生活质量的改变。</w:t>
       </w:r>
     </w:p>
@@ -927,7 +936,7 @@
         <w:widowControl/>
       </w:pPr>
       <w:r>
-        <w:t xml:space="preserve">独立双人标注、precision/recall、模态对照及留出议题用于检验测量质量；稀疏轨迹不评分。标注分歧保留用于错误分析；为未知内容赋予不同的合理标签，检查结论是否改变，而不默认已标注子集代表整个信息流。</w:t>
+        <w:t xml:space="preserve">独立双人标注、precision/recall 及留出议题用于检验测量质量。比较只看标题、加入转录和加入视觉语境的分析，检查更多模态能否减少把角色对白误当作者观点等错误。稀疏轨迹不评分。标注分歧保留用于错误分析；为未知内容赋予不同的合理标签，检查结论是否改变，而不默认已标注子集代表整个信息流。</w:t>
       </w:r>
     </w:p>
     <w:bookmarkEnd w:id="21"/>
@@ -1527,7 +1536,7 @@
         <w:widowControl/>
       </w:pPr>
       <w:r>
-        <w:t xml:space="preserve">枚举不干预、话题过滤、负反馈、选择性过滤与补充、搜索／关注等策略，通过下文的仿真估计结果，再排除违反估计约束的候选；无可行方案时明确报告。结果已估计后，选择成本随候选数线性增长。平台操作与外部工具功能分别处理。这里比较有限候选，不声称求得全局最优策略。</w:t>
+        <w:t xml:space="preserve">枚举不干预、话题过滤、负反馈、选择性过滤与补充、搜索／关注等策略，通过下文的仿真估计结果，再排除违反估计约束的候选；无可行方案时明确报告。结果已估计后，选择成本随候选数线性增长。比较将检验选择性调整能否比过滤整个话题保留更多所需信息，以及为此付出的代价。平台操作与外部工具功能分别处理。这里比较有限候选，不声称求得全局最优策略。</w:t>
       </w:r>
     </w:p>
     <w:bookmarkEnd w:id="22"/>
@@ -2057,7 +2066,7 @@
         <w:t xml:space="preserve"> </w:t>
       </w:r>
       <w:r>
-        <w:t xml:space="preserve">在 Twitter 政治内容研究中发现，按参与度排序与用户自述偏好并不一致；按自述偏好排序又可能强化与自身立场一致的内容。这说明需要区分“吸引注意”与“用户想要”，也不能把用户控制当成自动有效的解决办法。Vera 和 Ghosh</w:t>
+        <w:t xml:space="preserve">在 Twitter 政治内容研究中发现，按参与度排序与用户自述偏好并不一致；按自述偏好排序又可能强化与自身立场一致的内容。Vera 和 Ghosh</w:t>
       </w:r>
       <w:r>
         <w:t xml:space="preserve"> </w:t>
@@ -2074,7 +2083,7 @@
         <w:t xml:space="preserve"> </w:t>
       </w:r>
       <w:r>
-        <w:t xml:space="preserve">通过对 14 位 TikTok 用户的访谈，记录了不想要的推荐及清除这些内容的尝试，为本项目的生活情境提供依据，但不能据此推断中国用户的发生率。</w:t>
+        <w:t xml:space="preserve">访谈了 14 位 TikTok 用户，记录不想要的推荐及清除尝试。这些研究支持区分注意力与经过确认的目标，但不能据此推断中国用户的发生率。</w:t>
       </w:r>
     </w:p>
     <w:p>
@@ -2110,7 +2119,7 @@
         <w:t xml:space="preserve"> </w:t>
       </w:r>
       <w:r>
-        <w:t xml:space="preserve">的 TikTok 审计区分了话题变化与立场变化，因此“研究同一话题里的观点”本身并不是空白。Draws 等</w:t>
+        <w:t xml:space="preserve">的 TikTok 审计区分话题变化与立场变化，因此同题观点分析本身并不是空白。Draws 等</w:t>
       </w:r>
       <w:r>
         <w:t xml:space="preserve"> </w:t>
@@ -2127,7 +2136,7 @@
         <w:t xml:space="preserve"> </w:t>
       </w:r>
       <w:r>
-        <w:t xml:space="preserve">在搜索结果研究中从立场和背后的论证逻辑理解观点多样性。我们借用这种区分，并面对短视频中的角色、语境缺失和重复故事等判断困难。</w:t>
+        <w:t xml:space="preserve">在搜索结果研究中同时考察立场和论证逻辑，支持我们分析理由及观点，并处理短视频中角色、语境缺失等额外困难。</w:t>
       </w:r>
     </w:p>
     <w:p>
@@ -2140,7 +2149,7 @@
           <w:bCs/>
           <w:b/>
         </w:rPr>
-        <w:t xml:space="preserve">用户控制已有成熟方法。</w:t>
+        <w:t xml:space="preserve">控制及其持续性已有研究。</w:t>
       </w:r>
       <w:r>
         <w:t xml:space="preserve"> </w:t>
@@ -2163,7 +2172,7 @@
         <w:t xml:space="preserve"> </w:t>
       </w:r>
       <w:r>
-        <w:t xml:space="preserve">允许用户通过特征层面的控制影响推荐。本项目面对的是用户通常无法修改平台模型的情况：如何表达“继续了解这个议题，但调整某类表达或补充某种理由”，再通过手边的操作实现？X 的公开推荐代码</w:t>
+        <w:t xml:space="preserve">提供特征层面的推荐控制。Kaplan 等</w:t>
       </w:r>
       <w:r>
         <w:t xml:space="preserve"> </w:t>
@@ -2180,26 +2189,7 @@
         <w:t xml:space="preserve"> </w:t>
       </w:r>
       <w:r>
-        <w:t xml:space="preserve">提供了可检查的过滤和评分机制，但不能证明中国短视频平台采用相同规则。</w:t>
-      </w:r>
-    </w:p>
-    <w:p>
-      <w:pPr>
-        <w:pStyle w:val="BodyText"/>
-        <w:widowControl/>
-      </w:pPr>
-      <w:r>
-        <w:rPr>
-          <w:bCs/>
-          <w:b/>
-        </w:rPr>
-        <w:t xml:space="preserve">公开数据与仿真支持部分验证。</w:t>
-      </w:r>
-      <w:r>
-        <w:t xml:space="preserve"> </w:t>
-      </w:r>
-      <w:r>
-        <w:t xml:space="preserve">Shang 等发布的 ShortVideo 数据集</w:t>
+        <w:t xml:space="preserve">用受控 TikTok 账号比较划走与“不感兴趣”，并检验恢复观看目标话题后的复发。Compass</w:t>
       </w:r>
       <w:r>
         <w:t xml:space="preserve"> </w:t>
@@ -2216,7 +2206,7 @@
         <w:t xml:space="preserve"> </w:t>
       </w:r>
       <w:r>
-        <w:t xml:space="preserve">将内容与行为联系起来；KuaiRand</w:t>
+        <w:t xml:space="preserve">在 YouTube Shorts 中支持持续反思与细化偏好，结合模拟互动、直接过滤和内容补充，开展了 15 人、十天的实地研究。我们可以借鉴这些方法，重点联合评价同一议题内的主张与理由曝光、信息保留及持续操作成本。X 的公开代码</w:t>
       </w:r>
       <w:r>
         <w:t xml:space="preserve"> </w:t>
@@ -2233,7 +2223,26 @@
         <w:t xml:space="preserve"> </w:t>
       </w:r>
       <w:r>
-        <w:t xml:space="preserve">提供时序互动和随机曝光视频，可用于内容分析及行为检验，但都没有记录用户经过思考后确认的调整目标。SimTok</w:t>
+        <w:t xml:space="preserve">提供可检查的过滤和评分机制，不代表中国平台的实际规则。</w:t>
+      </w:r>
+    </w:p>
+    <w:p>
+      <w:pPr>
+        <w:pStyle w:val="BodyText"/>
+        <w:widowControl/>
+      </w:pPr>
+      <w:r>
+        <w:rPr>
+          <w:bCs/>
+          <w:b/>
+        </w:rPr>
+        <w:t xml:space="preserve">数据与仿真支持部分验证。</w:t>
+      </w:r>
+      <w:r>
+        <w:t xml:space="preserve"> </w:t>
+      </w:r>
+      <w:r>
+        <w:t xml:space="preserve">ShortVideo</w:t>
       </w:r>
       <w:r>
         <w:t xml:space="preserve"> </w:t>
@@ -2250,7 +2259,7 @@
         <w:t xml:space="preserve"> </w:t>
       </w:r>
       <w:r>
-        <w:t xml:space="preserve">展示了由 LLM 用户读取视频文本描述、与推荐器反复互动的模拟方法。Yoon 等</w:t>
+        <w:t xml:space="preserve">联系内容与行为；KuaiRand</w:t>
       </w:r>
       <w:r>
         <w:t xml:space="preserve"> </w:t>
@@ -2267,7 +2276,41 @@
         <w:t xml:space="preserve"> </w:t>
       </w:r>
       <w:r>
-        <w:t xml:space="preserve">则说明，模拟偏好和反馈需要独立对照真人数据。因此，我们会把用户模型是否可信与干预是否有效分开评价。</w:t>
+        <w:t xml:space="preserve">提供互动序列和随机曝光视频，但两者都没有记录反思目标。SimTok</w:t>
+      </w:r>
+      <w:r>
+        <w:t xml:space="preserve"> </w:t>
+      </w:r>
+      <w:hyperlink w:anchor="ref-11">
+        <w:r>
+          <w:rPr>
+            <w:rStyle w:val="Hyperlink"/>
+          </w:rPr>
+          <w:t xml:space="preserve">[11]</w:t>
+        </w:r>
+      </w:hyperlink>
+      <w:r>
+        <w:t xml:space="preserve"> </w:t>
+      </w:r>
+      <w:r>
+        <w:t xml:space="preserve">展示了 LLM 用户读取视频描述、与推荐器循环互动的方法。Yoon 等</w:t>
+      </w:r>
+      <w:r>
+        <w:t xml:space="preserve"> </w:t>
+      </w:r>
+      <w:hyperlink w:anchor="ref-12">
+        <w:r>
+          <w:rPr>
+            <w:rStyle w:val="Hyperlink"/>
+          </w:rPr>
+          <w:t xml:space="preserve">[12]</w:t>
+        </w:r>
+      </w:hyperlink>
+      <w:r>
+        <w:t xml:space="preserve"> </w:t>
+      </w:r>
+      <w:r>
+        <w:t xml:space="preserve">对照真人数据评价模拟偏好与反馈，支持我们独立评价用户模型。平台审计用于指导实验条件，不直接提供可跨平台套用的效果量。</w:t>
       </w:r>
     </w:p>
     <w:p>
@@ -2276,20 +2319,20 @@
         <w:widowControl/>
       </w:pPr>
       <w:r>
-        <w:t xml:space="preserve">这些研究为我们留下了一个具体问题：</w:t>
+        <w:t xml:space="preserve">本项目将这些方向结合起来：</w:t>
       </w:r>
       <w:r>
         <w:rPr>
           <w:bCs/>
           <w:b/>
         </w:rPr>
-        <w:t xml:space="preserve">能否从用户侧识别生活议题中反复出现的理由，把具体调整目标转化为可用操作，并比较信息损失和持续维护的代价？</w:t>
-      </w:r>
-      <w:r>
-        <w:t xml:space="preserve"> </w:t>
-      </w:r>
-      <w:r>
-        <w:t xml:space="preserve">本项目将在多个议题、内容判断不完整和平台权限有限的条件下研究这一问题，而不是提出新的推荐算法。</w:t>
+        <w:t xml:space="preserve">用户能否减少特定主张或探索缺失理由，同时保留同一议题的有用信息，为此需要付出多少持续操作？</w:t>
+      </w:r>
+      <w:r>
+        <w:t xml:space="preserve"> </w:t>
+      </w:r>
+      <w:r>
+        <w:t xml:space="preserve">我们将在多个议题、内容判断不完整和平台权限有限的条件下研究这一问题。贡献在于对这个综合问题开展带证据的评价。</w:t>
       </w:r>
     </w:p>
     <w:bookmarkEnd w:id="25"/>
@@ -2309,7 +2352,7 @@
         <w:widowControl/>
       </w:pPr>
       <w:r>
-        <w:t xml:space="preserve">我们已经取得公开短视频内容与互动数据，检查了视频与转录的配对，并完成语义检索和用户响应模型的初步运行检查。这些说明数据入口和基础运行路径可用，不代表内容判断已经准确或仿真已经真实。</w:t>
+        <w:t xml:space="preserve">我们需要可理解的内容和互动轨迹。目前已取得 ShortVideo 样本、KuaiRand-1K/Pure 日志及补充标题与类别。八组 ShortVideo 视频与转录文件已取得，视频可解码；预训练语义检索和未训练的用户响应网络也已运行。这些说明入口和基础运行路径可用，不代表转录准确、模型可信或轨迹完整。</w:t>
       </w:r>
     </w:p>
     <w:p>
@@ -2318,7 +2361,7 @@
         <w:widowControl/>
       </w:pPr>
       <w:r>
-        <w:t xml:space="preserve">试标结果将指导样本选择，以覆盖重要情境并评价错误。我们会复用预训练模型和成熟统计方法。较大模型的推理需要合适算力；若资源不可得或效果不佳，仍可用人工核查的内容分析，并在透明仿真中展示控制逻辑。报告会区分已实现部分与仍停留在设计层面的部分。</w:t>
+        <w:t xml:space="preserve">下一步用试检索和独立标注指导议题选择、样本量及错误分析，评价预训练 LLM/VLM 的内容判断，以及规则、学习和 LLM 用户模型。扩大规模前先测小批推理的资源需求。组件验证失败或超出可用资源时，采用人工核验内容或透明的规则仿真，并说明能力损失。报告区分已实现、已验证及仍待实施的部分。</w:t>
       </w:r>
     </w:p>
     <w:p>
@@ -2327,7 +2370,7 @@
         <w:widowControl/>
       </w:pPr>
       <w:r>
-        <w:t xml:space="preserve">主要局限是视频语境不全、个人轨迹稀疏、平台响应未知。负反馈前后的日志变化首先作为关联，不直接解释为因果效果；仿真结论也保留其假设条件。有独立核验标签时，将用它们检查测量错误是否使干预看起来比实际更有效。接触更多观点不证明判断更好，过滤不喜欢的观点还可能进一步缩窄信息流。因此，我们会展示取舍，也不会在证据强弱不同的情况下把相反说法视为同样可信。</w:t>
+        <w:t xml:space="preserve">语境缺失或表达不清时保留未知标签，用视觉核查和不同的合理标签检验影响。轨迹能否支持议题报告由覆盖程度和不确定性决定。平台响应未知，通过敏感性实验处理。负反馈关联不等于因果效果，模拟改善也不能证明真实平台效果或信念变化。接触更多观点不证明判断更好；选择性过滤还可能进一步缩窄信息流。我们会展示这些取舍，并保留证据质量的区别。</w:t>
       </w:r>
     </w:p>
     <w:p>
@@ -2336,7 +2379,7 @@
         <w:widowControl/>
       </w:pPr>
       <w:r>
-        <w:t xml:space="preserve">核心工作使用公开研究数据与模拟用户。离线实验的调整目标将作为测试情境预先设定，不把它们当作匿名日志中真实用户的意愿。我们将遵守数据使用条款，不识别个人，在共享输出和示例中去除不必要的个人信息。若使用外部 AI 服务，需符合数据允许的用途，并避免发送可识别的个人历史。真人测试属于可选部分；招募前会确认适用的课程或学校要求并取得知情同意。核心研究不需要自动操作真实账号或实施线上平台干预。</w:t>
+        <w:t xml:space="preserve">核心使用公开研究数据与模拟用户。目标是明确的测试情境，不冒充匿名日志中真实用户的意愿。遵守数据条款，不尝试重新识别个人，减少示例中的个人信息，不向外部 AI 服务上传个人观看历史。公开视频材料送至外部服务前，也需检查允许用途和个人信息。标注者可以跳过令人不适的内容。可选真人测试需知情同意，并确认适用的课程或学校要求；核心实验在线下进行。</w:t>
       </w:r>
     </w:p>
     <w:bookmarkEnd w:id="26"/>
@@ -2353,6 +2396,7 @@
     <w:p>
       <w:pPr>
         <w:pStyle w:val="FirstParagraph"/>
+        <w:keepNext/>
         <w:widowControl/>
       </w:pPr>
       <w:r>
@@ -2363,14 +2407,20 @@
       <w:tblPr>
         <w:tblStyle w:val="SubmissionGrid"/>
         <w:tblW w:type="pct" w:w="5000"/>
-        <w:tblLayout w:type="fixed"/>
         <w:tblLook w:firstRow="1" w:lastRow="0" w:firstColumn="0" w:lastColumn="0" w:noHBand="0" w:noVBand="0" w:val="0020"/>
         <w:jc w:val="start"/>
+        <w:tblLayout w:type="fixed"/>
+        <w:tblCellMar>
+          <w:top w:w="40" w:type="dxa"/>
+          <w:bottom w:w="40" w:type="dxa"/>
+          <w:left w:w="70" w:type="dxa"/>
+          <w:right w:w="70" w:type="dxa"/>
+        </w:tblCellMar>
       </w:tblPr>
       <w:tblGrid>
-        <w:gridCol w:w="1728"/>
-        <w:gridCol w:w="5976"/>
-        <w:gridCol w:w="1757"/>
+        <w:gridCol w:w="1584"/>
+        <w:gridCol w:w="5501"/>
+        <w:gridCol w:w="2376"/>
       </w:tblGrid>
       <w:tr>
         <w:trPr>
@@ -2380,12 +2430,13 @@
         </w:trPr>
         <w:tc>
           <w:tcPr>
-            <w:tcW w:type="dxa" w:w="1728"/>
+            <w:tcW w:type="dxa" w:w="1584"/>
           </w:tcPr>
           <w:p>
             <w:pPr>
               <w:pStyle w:val="Compact"/>
-              <w:spacing w:after="60" w:before="60" w:line="259" w:lineRule="auto"/>
+              <w:keepNext/>
+              <w:spacing w:after="0" w:before="0" w:line="259" w:lineRule="auto"/>
               <w:jc w:val="left"/>
             </w:pPr>
             <w:r>
@@ -2399,12 +2450,13 @@
         </w:tc>
         <w:tc>
           <w:tcPr>
-            <w:tcW w:type="dxa" w:w="5976"/>
+            <w:tcW w:type="dxa" w:w="5501"/>
           </w:tcPr>
           <w:p>
             <w:pPr>
               <w:pStyle w:val="Compact"/>
-              <w:spacing w:after="60" w:before="60" w:line="259" w:lineRule="auto"/>
+              <w:keepNext/>
+              <w:spacing w:after="0" w:before="0" w:line="259" w:lineRule="auto"/>
               <w:jc w:val="left"/>
             </w:pPr>
             <w:r>
@@ -2418,12 +2470,13 @@
         </w:tc>
         <w:tc>
           <w:tcPr>
-            <w:tcW w:type="dxa" w:w="1757"/>
+            <w:tcW w:type="dxa" w:w="2376"/>
           </w:tcPr>
           <w:p>
             <w:pPr>
               <w:pStyle w:val="Compact"/>
-              <w:spacing w:after="60" w:before="60" w:line="259" w:lineRule="auto"/>
+              <w:keepNext/>
+              <w:spacing w:after="0" w:before="0" w:line="259" w:lineRule="auto"/>
               <w:jc w:val="left"/>
             </w:pPr>
             <w:r>
@@ -2442,71 +2495,13 @@
         </w:trPr>
         <w:tc>
           <w:tcPr>
-            <w:tcW w:type="dxa" w:w="1728"/>
+            <w:tcW w:type="dxa" w:w="1584"/>
           </w:tcPr>
           <w:p>
             <w:pPr>
               <w:pStyle w:val="Compact"/>
-              <w:spacing w:after="60" w:before="60" w:line="259" w:lineRule="auto"/>
-              <w:jc w:val="left"/>
-            </w:pPr>
-            <w:r>
-              <w:rPr>
-                <w:sz w:val="20"/>
-              </w:rPr>
-              <w:t xml:space="preserve">10 月 4 日</w:t>
-            </w:r>
-          </w:p>
-        </w:tc>
-        <w:tc>
-          <w:tcPr>
-            <w:tcW w:type="dxa" w:w="5976"/>
-          </w:tcPr>
-          <w:p>
-            <w:pPr>
-              <w:pStyle w:val="Compact"/>
-              <w:spacing w:after="60" w:before="60" w:line="259" w:lineRule="auto"/>
-              <w:jc w:val="left"/>
-            </w:pPr>
-            <w:r>
-              <w:rPr>
-                <w:sz w:val="20"/>
-              </w:rPr>
-              <w:t xml:space="preserve">提交计划，确认问题与职责</w:t>
-            </w:r>
-          </w:p>
-        </w:tc>
-        <w:tc>
-          <w:tcPr>
-            <w:tcW w:type="dxa" w:w="1757"/>
-          </w:tcPr>
-          <w:p>
-            <w:pPr>
-              <w:pStyle w:val="Compact"/>
-              <w:spacing w:after="60" w:before="60" w:line="259" w:lineRule="auto"/>
-              <w:jc w:val="left"/>
-            </w:pPr>
-            <w:r>
-              <w:rPr>
-                <w:sz w:val="20"/>
-              </w:rPr>
-              <w:t>Li Yitong；全组</w:t>
-            </w:r>
-          </w:p>
-        </w:tc>
-      </w:tr>
-      <w:tr>
-        <w:trPr>
-          <w:cantSplit/>
-        </w:trPr>
-        <w:tc>
-          <w:tcPr>
-            <w:tcW w:type="dxa" w:w="1728"/>
-          </w:tcPr>
-          <w:p>
-            <w:pPr>
-              <w:pStyle w:val="Compact"/>
-              <w:spacing w:after="60" w:before="60" w:line="259" w:lineRule="auto"/>
+              <w:keepNext/>
+              <w:spacing w:after="0" w:before="0" w:line="259" w:lineRule="auto"/>
               <w:jc w:val="left"/>
             </w:pPr>
             <w:r>
@@ -2519,37 +2514,39 @@
         </w:tc>
         <w:tc>
           <w:tcPr>
-            <w:tcW w:type="dxa" w:w="5976"/>
+            <w:tcW w:type="dxa" w:w="5501"/>
           </w:tcPr>
           <w:p>
             <w:pPr>
               <w:pStyle w:val="Compact"/>
-              <w:spacing w:after="60" w:before="60" w:line="259" w:lineRule="auto"/>
+              <w:keepNext/>
+              <w:spacing w:after="0" w:before="0" w:line="259" w:lineRule="auto"/>
               <w:jc w:val="left"/>
             </w:pPr>
             <w:r>
               <w:rPr>
                 <w:sz w:val="20"/>
               </w:rPr>
-              <w:t xml:space="preserve">选择议题、检查数据、试标并确定评价方法</w:t>
+              <w:t xml:space="preserve">选择议题、检查数据、独立试标并确定评价方法</w:t>
             </w:r>
           </w:p>
         </w:tc>
         <w:tc>
           <w:tcPr>
-            <w:tcW w:type="dxa" w:w="1757"/>
+            <w:tcW w:type="dxa" w:w="2376"/>
           </w:tcPr>
           <w:p>
             <w:pPr>
               <w:pStyle w:val="Compact"/>
-              <w:spacing w:after="60" w:before="60" w:line="259" w:lineRule="auto"/>
+              <w:keepNext/>
+              <w:spacing w:after="0" w:before="0" w:line="259" w:lineRule="auto"/>
               <w:jc w:val="left"/>
             </w:pPr>
             <w:r>
               <w:rPr>
                 <w:sz w:val="20"/>
               </w:rPr>
-              <w:t>Fu Yitong、Xu Ruicong、Zhao Dingcheng</w:t>
+              <w:t>Fu Yitong、Wang Junbo</w:t>
             </w:r>
           </w:p>
         </w:tc>
@@ -2560,12 +2557,13 @@
         </w:trPr>
         <w:tc>
           <w:tcPr>
-            <w:tcW w:type="dxa" w:w="1728"/>
+            <w:tcW w:type="dxa" w:w="1584"/>
           </w:tcPr>
           <w:p>
             <w:pPr>
               <w:pStyle w:val="Compact"/>
-              <w:spacing w:after="60" w:before="60" w:line="259" w:lineRule="auto"/>
+              <w:keepNext/>
+              <w:spacing w:after="0" w:before="0" w:line="259" w:lineRule="auto"/>
               <w:jc w:val="left"/>
             </w:pPr>
             <w:r>
@@ -2578,12 +2576,13 @@
         </w:tc>
         <w:tc>
           <w:tcPr>
-            <w:tcW w:type="dxa" w:w="5976"/>
+            <w:tcW w:type="dxa" w:w="5501"/>
           </w:tcPr>
           <w:p>
             <w:pPr>
               <w:pStyle w:val="Compact"/>
-              <w:spacing w:after="60" w:before="60" w:line="259" w:lineRule="auto"/>
+              <w:keepNext/>
+              <w:spacing w:after="0" w:before="0" w:line="259" w:lineRule="auto"/>
               <w:jc w:val="left"/>
             </w:pPr>
             <w:r>
@@ -2596,12 +2595,13 @@
         </w:tc>
         <w:tc>
           <w:tcPr>
-            <w:tcW w:type="dxa" w:w="1757"/>
+            <w:tcW w:type="dxa" w:w="2376"/>
           </w:tcPr>
           <w:p>
             <w:pPr>
               <w:pStyle w:val="Compact"/>
-              <w:spacing w:after="60" w:before="60" w:line="259" w:lineRule="auto"/>
+              <w:keepNext/>
+              <w:spacing w:after="0" w:before="0" w:line="259" w:lineRule="auto"/>
               <w:jc w:val="left"/>
             </w:pPr>
             <w:r>
@@ -2619,12 +2619,13 @@
         </w:trPr>
         <w:tc>
           <w:tcPr>
-            <w:tcW w:type="dxa" w:w="1728"/>
+            <w:tcW w:type="dxa" w:w="1584"/>
           </w:tcPr>
           <w:p>
             <w:pPr>
               <w:pStyle w:val="Compact"/>
-              <w:spacing w:after="60" w:before="60" w:line="259" w:lineRule="auto"/>
+              <w:keepNext/>
+              <w:spacing w:after="0" w:before="0" w:line="259" w:lineRule="auto"/>
               <w:jc w:val="left"/>
             </w:pPr>
             <w:r>
@@ -2637,30 +2638,32 @@
         </w:tc>
         <w:tc>
           <w:tcPr>
-            <w:tcW w:type="dxa" w:w="5976"/>
+            <w:tcW w:type="dxa" w:w="5501"/>
           </w:tcPr>
           <w:p>
             <w:pPr>
               <w:pStyle w:val="Compact"/>
-              <w:spacing w:after="60" w:before="60" w:line="259" w:lineRule="auto"/>
+              <w:keepNext/>
+              <w:spacing w:after="0" w:before="0" w:line="259" w:lineRule="auto"/>
               <w:jc w:val="left"/>
             </w:pPr>
             <w:r>
               <w:rPr>
                 <w:sz w:val="20"/>
               </w:rPr>
-              <w:t xml:space="preserve">准备贯通案例和初步仿真，参加期中会议</w:t>
+              <w:t xml:space="preserve">19 日前备好贯通案例和初步仿真；20–24 日期中会议</w:t>
             </w:r>
           </w:p>
         </w:tc>
         <w:tc>
           <w:tcPr>
-            <w:tcW w:type="dxa" w:w="1757"/>
+            <w:tcW w:type="dxa" w:w="2376"/>
           </w:tcPr>
           <w:p>
             <w:pPr>
               <w:pStyle w:val="Compact"/>
-              <w:spacing w:after="60" w:before="60" w:line="259" w:lineRule="auto"/>
+              <w:keepNext/>
+              <w:spacing w:after="0" w:before="0" w:line="259" w:lineRule="auto"/>
               <w:jc w:val="left"/>
             </w:pPr>
             <w:r>
@@ -2678,12 +2681,13 @@
         </w:trPr>
         <w:tc>
           <w:tcPr>
-            <w:tcW w:type="dxa" w:w="1728"/>
+            <w:tcW w:type="dxa" w:w="1584"/>
           </w:tcPr>
           <w:p>
             <w:pPr>
               <w:pStyle w:val="Compact"/>
-              <w:spacing w:after="60" w:before="60" w:line="259" w:lineRule="auto"/>
+              <w:keepNext/>
+              <w:spacing w:after="0" w:before="0" w:line="259" w:lineRule="auto"/>
               <w:jc w:val="left"/>
             </w:pPr>
             <w:r>
@@ -2696,12 +2700,13 @@
         </w:tc>
         <w:tc>
           <w:tcPr>
-            <w:tcW w:type="dxa" w:w="5976"/>
+            <w:tcW w:type="dxa" w:w="5501"/>
           </w:tcPr>
           <w:p>
             <w:pPr>
               <w:pStyle w:val="Compact"/>
-              <w:spacing w:after="60" w:before="60" w:line="259" w:lineRule="auto"/>
+              <w:keepNext/>
+              <w:spacing w:after="0" w:before="0" w:line="259" w:lineRule="auto"/>
               <w:jc w:val="left"/>
             </w:pPr>
             <w:r>
@@ -2714,12 +2719,13 @@
         </w:tc>
         <w:tc>
           <w:tcPr>
-            <w:tcW w:type="dxa" w:w="1757"/>
+            <w:tcW w:type="dxa" w:w="2376"/>
           </w:tcPr>
           <w:p>
             <w:pPr>
               <w:pStyle w:val="Compact"/>
-              <w:spacing w:after="60" w:before="60" w:line="259" w:lineRule="auto"/>
+              <w:keepNext/>
+              <w:spacing w:after="0" w:before="0" w:line="259" w:lineRule="auto"/>
               <w:jc w:val="left"/>
             </w:pPr>
             <w:r>
@@ -2737,12 +2743,13 @@
         </w:trPr>
         <w:tc>
           <w:tcPr>
-            <w:tcW w:type="dxa" w:w="1728"/>
+            <w:tcW w:type="dxa" w:w="1584"/>
           </w:tcPr>
           <w:p>
             <w:pPr>
               <w:pStyle w:val="Compact"/>
-              <w:spacing w:after="60" w:before="60" w:line="259" w:lineRule="auto"/>
+              <w:keepNext/>
+              <w:spacing w:after="0" w:before="0" w:line="259" w:lineRule="auto"/>
               <w:jc w:val="left"/>
             </w:pPr>
             <w:r>
@@ -2755,12 +2762,13 @@
         </w:tc>
         <w:tc>
           <w:tcPr>
-            <w:tcW w:type="dxa" w:w="5976"/>
+            <w:tcW w:type="dxa" w:w="5501"/>
           </w:tcPr>
           <w:p>
             <w:pPr>
               <w:pStyle w:val="Compact"/>
-              <w:spacing w:after="60" w:before="60" w:line="259" w:lineRule="auto"/>
+              <w:keepNext/>
+              <w:spacing w:after="0" w:before="0" w:line="259" w:lineRule="auto"/>
               <w:jc w:val="left"/>
             </w:pPr>
             <w:r>
@@ -2773,12 +2781,13 @@
         </w:tc>
         <w:tc>
           <w:tcPr>
-            <w:tcW w:type="dxa" w:w="1757"/>
+            <w:tcW w:type="dxa" w:w="2376"/>
           </w:tcPr>
           <w:p>
             <w:pPr>
               <w:pStyle w:val="Compact"/>
-              <w:spacing w:after="60" w:before="60" w:line="259" w:lineRule="auto"/>
+              <w:keepNext/>
+              <w:spacing w:after="0" w:before="0" w:line="259" w:lineRule="auto"/>
               <w:jc w:val="left"/>
             </w:pPr>
             <w:r>
@@ -2796,12 +2805,13 @@
         </w:trPr>
         <w:tc>
           <w:tcPr>
-            <w:tcW w:type="dxa" w:w="1728"/>
+            <w:tcW w:type="dxa" w:w="1584"/>
           </w:tcPr>
           <w:p>
             <w:pPr>
               <w:pStyle w:val="Compact"/>
-              <w:spacing w:after="60" w:before="60" w:line="259" w:lineRule="auto"/>
+              <w:keepNext/>
+              <w:spacing w:after="0" w:before="0" w:line="259" w:lineRule="auto"/>
               <w:jc w:val="left"/>
             </w:pPr>
             <w:r>
@@ -2814,12 +2824,13 @@
         </w:tc>
         <w:tc>
           <w:tcPr>
-            <w:tcW w:type="dxa" w:w="5976"/>
+            <w:tcW w:type="dxa" w:w="5501"/>
           </w:tcPr>
           <w:p>
             <w:pPr>
               <w:pStyle w:val="Compact"/>
-              <w:spacing w:after="60" w:before="60" w:line="259" w:lineRule="auto"/>
+              <w:keepNext/>
+              <w:spacing w:after="0" w:before="0" w:line="259" w:lineRule="auto"/>
               <w:jc w:val="left"/>
             </w:pPr>
             <w:r>
@@ -2832,12 +2843,13 @@
         </w:tc>
         <w:tc>
           <w:tcPr>
-            <w:tcW w:type="dxa" w:w="1757"/>
+            <w:tcW w:type="dxa" w:w="2376"/>
           </w:tcPr>
           <w:p>
             <w:pPr>
               <w:pStyle w:val="Compact"/>
-              <w:spacing w:after="60" w:before="60" w:line="259" w:lineRule="auto"/>
+              <w:keepNext/>
+              <w:spacing w:after="0" w:before="0" w:line="259" w:lineRule="auto"/>
               <w:jc w:val="left"/>
             </w:pPr>
             <w:r>
@@ -2855,12 +2867,13 @@
         </w:trPr>
         <w:tc>
           <w:tcPr>
-            <w:tcW w:type="dxa" w:w="1728"/>
+            <w:tcW w:type="dxa" w:w="1584"/>
           </w:tcPr>
           <w:p>
             <w:pPr>
               <w:pStyle w:val="Compact"/>
-              <w:spacing w:after="60" w:before="60" w:line="259" w:lineRule="auto"/>
+              <w:keepNext w:val="0"/>
+              <w:spacing w:after="0" w:before="0" w:line="259" w:lineRule="auto"/>
               <w:jc w:val="left"/>
             </w:pPr>
             <w:r>
@@ -2873,12 +2886,13 @@
         </w:tc>
         <w:tc>
           <w:tcPr>
-            <w:tcW w:type="dxa" w:w="5976"/>
+            <w:tcW w:type="dxa" w:w="5501"/>
           </w:tcPr>
           <w:p>
             <w:pPr>
               <w:pStyle w:val="Compact"/>
-              <w:spacing w:after="60" w:before="60" w:line="259" w:lineRule="auto"/>
+              <w:keepNext w:val="0"/>
+              <w:spacing w:after="0" w:before="0" w:line="259" w:lineRule="auto"/>
               <w:jc w:val="left"/>
             </w:pPr>
             <w:r>
@@ -2891,12 +2905,13 @@
         </w:tc>
         <w:tc>
           <w:tcPr>
-            <w:tcW w:type="dxa" w:w="1757"/>
+            <w:tcW w:type="dxa" w:w="2376"/>
           </w:tcPr>
           <w:p>
             <w:pPr>
               <w:pStyle w:val="Compact"/>
-              <w:spacing w:after="60" w:before="60" w:line="259" w:lineRule="auto"/>
+              <w:keepNext w:val="0"/>
+              <w:spacing w:after="0" w:before="0" w:line="259" w:lineRule="auto"/>
               <w:jc w:val="left"/>
             </w:pPr>
             <w:r>
@@ -2918,9 +2933,15 @@
       <w:tblPr>
         <w:tblStyle w:val="SubmissionGrid"/>
         <w:tblW w:type="pct" w:w="5000"/>
-        <w:tblLayout w:type="fixed"/>
         <w:tblLook w:firstRow="1" w:lastRow="0" w:firstColumn="0" w:lastColumn="0" w:noHBand="0" w:noVBand="0" w:val="0020"/>
         <w:jc w:val="start"/>
+        <w:tblLayout w:type="fixed"/>
+        <w:tblCellMar>
+          <w:top w:w="40" w:type="dxa"/>
+          <w:bottom w:w="40" w:type="dxa"/>
+          <w:left w:w="70" w:type="dxa"/>
+          <w:right w:w="70" w:type="dxa"/>
+        </w:tblCellMar>
       </w:tblPr>
       <w:tblGrid>
         <w:gridCol w:w="1757"/>
@@ -2939,7 +2960,7 @@
           <w:p>
             <w:pPr>
               <w:pStyle w:val="Compact"/>
-              <w:spacing w:after="60" w:before="60" w:line="259" w:lineRule="auto"/>
+              <w:spacing w:after="0" w:before="0" w:line="259" w:lineRule="auto"/>
               <w:jc w:val="left"/>
             </w:pPr>
             <w:r>
@@ -2958,7 +2979,7 @@
           <w:p>
             <w:pPr>
               <w:pStyle w:val="Compact"/>
-              <w:spacing w:after="60" w:before="60" w:line="259" w:lineRule="auto"/>
+              <w:spacing w:after="0" w:before="0" w:line="259" w:lineRule="auto"/>
               <w:jc w:val="left"/>
             </w:pPr>
             <w:r>
@@ -2982,7 +3003,7 @@
           <w:p>
             <w:pPr>
               <w:pStyle w:val="Compact"/>
-              <w:spacing w:after="60" w:before="60" w:line="259" w:lineRule="auto"/>
+              <w:spacing w:after="0" w:before="0" w:line="259" w:lineRule="auto"/>
               <w:jc w:val="left"/>
             </w:pPr>
             <w:r>
@@ -3000,7 +3021,7 @@
           <w:p>
             <w:pPr>
               <w:pStyle w:val="Compact"/>
-              <w:spacing w:after="60" w:before="60" w:line="259" w:lineRule="auto"/>
+              <w:spacing w:after="0" w:before="0" w:line="259" w:lineRule="auto"/>
               <w:jc w:val="left"/>
             </w:pPr>
             <w:r>
@@ -3023,7 +3044,7 @@
           <w:p>
             <w:pPr>
               <w:pStyle w:val="Compact"/>
-              <w:spacing w:after="60" w:before="60" w:line="259" w:lineRule="auto"/>
+              <w:spacing w:after="0" w:before="0" w:line="259" w:lineRule="auto"/>
               <w:jc w:val="left"/>
             </w:pPr>
             <w:r>
@@ -3041,7 +3062,7 @@
           <w:p>
             <w:pPr>
               <w:pStyle w:val="Compact"/>
-              <w:spacing w:after="60" w:before="60" w:line="259" w:lineRule="auto"/>
+              <w:spacing w:after="0" w:before="0" w:line="259" w:lineRule="auto"/>
               <w:jc w:val="left"/>
             </w:pPr>
             <w:r>
@@ -3064,7 +3085,7 @@
           <w:p>
             <w:pPr>
               <w:pStyle w:val="Compact"/>
-              <w:spacing w:after="60" w:before="60" w:line="259" w:lineRule="auto"/>
+              <w:spacing w:after="0" w:before="0" w:line="259" w:lineRule="auto"/>
               <w:jc w:val="left"/>
             </w:pPr>
             <w:r>
@@ -3082,7 +3103,7 @@
           <w:p>
             <w:pPr>
               <w:pStyle w:val="Compact"/>
-              <w:spacing w:after="60" w:before="60" w:line="259" w:lineRule="auto"/>
+              <w:spacing w:after="0" w:before="0" w:line="259" w:lineRule="auto"/>
               <w:jc w:val="left"/>
             </w:pPr>
             <w:r>
@@ -3105,7 +3126,7 @@
           <w:p>
             <w:pPr>
               <w:pStyle w:val="Compact"/>
-              <w:spacing w:after="60" w:before="60" w:line="259" w:lineRule="auto"/>
+              <w:spacing w:after="0" w:before="0" w:line="259" w:lineRule="auto"/>
               <w:jc w:val="left"/>
             </w:pPr>
             <w:r>
@@ -3123,7 +3144,7 @@
           <w:p>
             <w:pPr>
               <w:pStyle w:val="Compact"/>
-              <w:spacing w:after="60" w:before="60" w:line="259" w:lineRule="auto"/>
+              <w:spacing w:after="0" w:before="0" w:line="259" w:lineRule="auto"/>
               <w:jc w:val="left"/>
             </w:pPr>
             <w:r>
@@ -3146,7 +3167,7 @@
           <w:p>
             <w:pPr>
               <w:pStyle w:val="Compact"/>
-              <w:spacing w:after="60" w:before="60" w:line="259" w:lineRule="auto"/>
+              <w:spacing w:after="0" w:before="0" w:line="259" w:lineRule="auto"/>
               <w:jc w:val="left"/>
             </w:pPr>
             <w:r>
@@ -3164,7 +3185,7 @@
           <w:p>
             <w:pPr>
               <w:pStyle w:val="Compact"/>
-              <w:spacing w:after="60" w:before="60" w:line="259" w:lineRule="auto"/>
+              <w:spacing w:after="0" w:before="0" w:line="259" w:lineRule="auto"/>
               <w:jc w:val="left"/>
             </w:pPr>
             <w:r>
@@ -3183,11 +3204,11 @@
         <w:widowControl/>
       </w:pPr>
       <w:r>
-        <w:t xml:space="preserve">Fu Yitong 与 Wang Junbo 将和 Zhao Dingcheng 共同制定标注规范，再独立标注评价样本，并一起复核分歧。每位成员负责撰写自己的实质性章节，并复核另一位成员的工作。每周会议检查已取得的证据、尚缺条件和排期调整。</w:t>
+        <w:t xml:space="preserve">Fu Yitong 与 Wang Junbo 按和 Zhao Dingcheng 共同制定的规范独立标注，再一起复核分歧。每位成员撰写实质性章节，并复核另一位的工作。每周会议检查证据和进度。</w:t>
       </w:r>
     </w:p>
     <w:bookmarkEnd w:id="27"/>
-    <w:bookmarkStart w:id="48" w:name="参考文献"/>
+    <w:bookmarkStart w:id="53" w:name="参考文献"/>
     <w:p>
       <w:pPr>
         <w:pStyle w:val="Heading1"/>
@@ -3223,7 +3244,7 @@
         <w:rPr>
           <w:sz w:val="19"/>
         </w:rPr>
-        <w:t xml:space="preserve">Milli, S., Carroll, M., Wang, Y., Pandey, S., Zhao, S., &amp; Dragan, A. D. (2024).</w:t>
+        <w:t xml:space="preserve">Milli, S., Carroll, M., Wang, Y., Pandey, S., Zhao, S., &amp; Dragan, A. D. (2025).</w:t>
       </w:r>
       <w:r>
         <w:rPr>
@@ -3246,7 +3267,7 @@
         <w:rPr>
           <w:sz w:val="19"/>
         </w:rPr>
-        <w:t xml:space="preserve">. arXiv:2305.16941, version 6.</w:t>
+        <w:t xml:space="preserve">. PNAS Nexus, 4(3), pgaf062.</w:t>
       </w:r>
     </w:p>
     <w:p>
@@ -3431,27 +3452,6 @@
         </w:rPr>
         <w:t xml:space="preserve">. ECIR 2023, pp. 279–297.</w:t>
       </w:r>
-      <w:r>
-        <w:rPr>
-          <w:sz w:val="19"/>
-        </w:rPr>
-        <w:t xml:space="preserve"> </w:t>
-      </w:r>
-      <w:hyperlink r:id="rId35">
-        <w:r>
-          <w:rPr>
-            <w:rStyle w:val="Hyperlink"/>
-            <w:sz w:val="19"/>
-          </w:rPr>
-          <w:t xml:space="preserve">doi:10.1007/978-3-031-28244-7_18</w:t>
-        </w:r>
-      </w:hyperlink>
-      <w:r>
-        <w:rPr>
-          <w:sz w:val="19"/>
-        </w:rPr>
-        <w:t xml:space="preserve">.</w:t>
-      </w:r>
     </w:p>
     <w:p>
       <w:pPr>
@@ -3504,26 +3504,111 @@
         </w:rPr>
         <w:t xml:space="preserve">. SIGIR 2022, pp. 1251–1261.</w:t>
       </w:r>
-      <w:r>
-        <w:rPr>
-          <w:sz w:val="19"/>
-        </w:rPr>
-        <w:t xml:space="preserve"> </w:t>
-      </w:r>
-      <w:hyperlink r:id="rId37">
+    </w:p>
+    <w:p>
+      <w:pPr>
+        <w:pStyle w:val="BodyText"/>
+        <w:keepLines/>
+        <w:widowControl/>
+        <w:spacing w:after="100" w:line="252" w:lineRule="auto"/>
+        <w:ind w:left="400" w:hanging="400"/>
+      </w:pPr>
+      <w:bookmarkStart w:id="38" w:name="ref-6"/>
+      <w:r>
+        <w:rPr>
+          <w:sz w:val="19"/>
+        </w:rPr>
+        <w:t xml:space="preserve">[6]</w:t>
+      </w:r>
+      <w:bookmarkEnd w:id="38"/>
+      <w:r>
+        <w:rPr>
+          <w:sz w:val="19"/>
+        </w:rPr>
+        <w:t xml:space="preserve"> </w:t>
+      </w:r>
+      <w:r>
+        <w:rPr>
+          <w:sz w:val="19"/>
+        </w:rPr>
+        <w:t xml:space="preserve">Kaplan, L., Patel, D., Gerzon, N., Mislove, A., &amp; Sapiezynski, P. (2026).</w:t>
+      </w:r>
+      <w:r>
+        <w:rPr>
+          <w:sz w:val="19"/>
+        </w:rPr>
+        <w:t xml:space="preserve"> </w:t>
+      </w:r>
+      <w:hyperlink r:id="rId39">
         <w:r>
           <w:rPr>
             <w:rStyle w:val="Hyperlink"/>
+            <w:iCs/>
+            <w:i/>
             <w:sz w:val="19"/>
           </w:rPr>
-          <w:t xml:space="preserve">doi:10.1145/3477495.3532075</w:t>
+          <w:t xml:space="preserve">When</w:t>
+        </w:r>
+        <w:r>
+          <w:rPr>
+            <w:rStyle w:val="Hyperlink"/>
+            <w:iCs/>
+            <w:i/>
+            <w:sz w:val="19"/>
+          </w:rPr>
+          <w:t xml:space="preserve"> </w:t>
+        </w:r>
+        <w:r>
+          <w:rPr>
+            <w:rStyle w:val="Hyperlink"/>
+            <w:iCs/>
+            <w:i/>
+            <w:sz w:val="19"/>
+          </w:rPr>
+          <w:t xml:space="preserve">“</w:t>
+        </w:r>
+        <w:r>
+          <w:rPr>
+            <w:rStyle w:val="Hyperlink"/>
+            <w:iCs/>
+            <w:i/>
+            <w:sz w:val="19"/>
+          </w:rPr>
+          <w:t xml:space="preserve">For You</w:t>
+        </w:r>
+        <w:r>
+          <w:rPr>
+            <w:rStyle w:val="Hyperlink"/>
+            <w:iCs/>
+            <w:i/>
+            <w:sz w:val="19"/>
+          </w:rPr>
+          <w:t xml:space="preserve">”</w:t>
+        </w:r>
+        <w:r>
+          <w:rPr>
+            <w:rStyle w:val="Hyperlink"/>
+            <w:iCs/>
+            <w:i/>
+            <w:sz w:val="19"/>
+          </w:rPr>
+          <w:t xml:space="preserve"> </w:t>
+        </w:r>
+        <w:r>
+          <w:rPr>
+            <w:rStyle w:val="Hyperlink"/>
+            <w:iCs/>
+            <w:i/>
+            <w:sz w:val="19"/>
+          </w:rPr>
+          <w:t xml:space="preserve">Isn’t For You: Measuring User Agency in TikTok’s Algorithmic Feed</w:t>
         </w:r>
       </w:hyperlink>
       <w:r>
         <w:rPr>
           <w:sz w:val="19"/>
         </w:rPr>
-        <w:t xml:space="preserve">.</w:t>
+        <w:t xml:space="preserve">. arXiv:2605.10690.</w:t>
       </w:r>
     </w:p>
     <w:p>
@@ -3534,14 +3619,66 @@
         <w:spacing w:after="100" w:line="252" w:lineRule="auto"/>
         <w:ind w:left="400" w:hanging="400"/>
       </w:pPr>
-      <w:bookmarkStart w:id="38" w:name="ref-6"/>
-      <w:r>
-        <w:rPr>
-          <w:sz w:val="19"/>
-        </w:rPr>
-        <w:t xml:space="preserve">[6]</w:t>
-      </w:r>
-      <w:bookmarkEnd w:id="38"/>
+      <w:bookmarkStart w:id="40" w:name="ref-7"/>
+      <w:r>
+        <w:rPr>
+          <w:sz w:val="19"/>
+        </w:rPr>
+        <w:t xml:space="preserve">[7]</w:t>
+      </w:r>
+      <w:bookmarkEnd w:id="40"/>
+      <w:r>
+        <w:rPr>
+          <w:sz w:val="19"/>
+        </w:rPr>
+        <w:t xml:space="preserve"> </w:t>
+      </w:r>
+      <w:r>
+        <w:rPr>
+          <w:sz w:val="19"/>
+        </w:rPr>
+        <w:t xml:space="preserve">Barua, A., Wang, L., &amp; Zhang, A. X. (2026).</w:t>
+      </w:r>
+      <w:r>
+        <w:rPr>
+          <w:sz w:val="19"/>
+        </w:rPr>
+        <w:t xml:space="preserve"> </w:t>
+      </w:r>
+      <w:hyperlink r:id="rId41">
+        <w:r>
+          <w:rPr>
+            <w:rStyle w:val="Hyperlink"/>
+            <w:iCs/>
+            <w:i/>
+            <w:sz w:val="19"/>
+          </w:rPr>
+          <w:t xml:space="preserve">Compass: Continuously Aligning Social Media Feeds via In-Situ Reflections</w:t>
+        </w:r>
+      </w:hyperlink>
+      <w:r>
+        <w:rPr>
+          <w:sz w:val="19"/>
+        </w:rPr>
+        <w:t xml:space="preserve">. UIST 2026; arXiv:2608.04274.</w:t>
+      </w:r>
+    </w:p>
+    <w:p>
+      <w:pPr>
+        <w:pStyle w:val="BodyText"/>
+        <w:keepLines/>
+        <w:widowControl/>
+        <w:spacing w:after="100" w:line="252" w:lineRule="auto"/>
+        <w:ind w:left="400" w:hanging="400"/>
+      </w:pPr>
+      <w:bookmarkStart w:id="42" w:name="ref-8"/>
+      <w:r>
+        <w:rPr>
+          <w:sz w:val="19"/>
+        </w:rPr>
+        <w:t xml:space="preserve">[8]</w:t>
+      </w:r>
+      <w:bookmarkEnd w:id="42"/>
       <w:r>
         <w:rPr>
           <w:sz w:val="19"/>
@@ -3560,7 +3697,7 @@
         </w:rPr>
         <w:t xml:space="preserve"> </w:t>
       </w:r>
-      <w:hyperlink r:id="rId39">
+      <w:hyperlink r:id="rId43">
         <w:r>
           <w:rPr>
             <w:rStyle w:val="Hyperlink"/>
@@ -3592,14 +3729,14 @@
         <w:spacing w:after="100" w:line="252" w:lineRule="auto"/>
         <w:ind w:left="400" w:hanging="400"/>
       </w:pPr>
-      <w:bookmarkStart w:id="40" w:name="ref-7"/>
-      <w:r>
-        <w:rPr>
-          <w:sz w:val="19"/>
-        </w:rPr>
-        <w:t xml:space="preserve">[7]</w:t>
-      </w:r>
-      <w:bookmarkEnd w:id="40"/>
+      <w:bookmarkStart w:id="44" w:name="ref-9"/>
+      <w:r>
+        <w:rPr>
+          <w:sz w:val="19"/>
+        </w:rPr>
+        <w:t xml:space="preserve">[9]</w:t>
+      </w:r>
+      <w:bookmarkEnd w:id="44"/>
       <w:r>
         <w:rPr>
           <w:sz w:val="19"/>
@@ -3618,7 +3755,7 @@
         </w:rPr>
         <w:t xml:space="preserve"> </w:t>
       </w:r>
-      <w:hyperlink r:id="rId41">
+      <w:hyperlink r:id="rId45">
         <w:r>
           <w:rPr>
             <w:rStyle w:val="Hyperlink"/>
@@ -3644,14 +3781,14 @@
         <w:spacing w:after="100" w:line="252" w:lineRule="auto"/>
         <w:ind w:left="400" w:hanging="400"/>
       </w:pPr>
-      <w:bookmarkStart w:id="42" w:name="ref-8"/>
-      <w:r>
-        <w:rPr>
-          <w:sz w:val="19"/>
-        </w:rPr>
-        <w:t xml:space="preserve">[8]</w:t>
-      </w:r>
-      <w:bookmarkEnd w:id="42"/>
+      <w:bookmarkStart w:id="46" w:name="ref-10"/>
+      <w:r>
+        <w:rPr>
+          <w:sz w:val="19"/>
+        </w:rPr>
+        <w:t xml:space="preserve">[10]</w:t>
+      </w:r>
+      <w:bookmarkEnd w:id="46"/>
       <w:r>
         <w:rPr>
           <w:sz w:val="19"/>
@@ -3670,7 +3807,7 @@
         </w:rPr>
         <w:t xml:space="preserve"> </w:t>
       </w:r>
-      <w:hyperlink r:id="rId43">
+      <w:hyperlink r:id="rId47">
         <w:r>
           <w:rPr>
             <w:rStyle w:val="Hyperlink"/>
@@ -3693,13 +3830,13 @@
         </w:rPr>
         <w:t xml:space="preserve"> </w:t>
       </w:r>
-      <w:hyperlink r:id="rId43">
+      <w:hyperlink r:id="rId48">
         <w:r>
           <w:rPr>
             <w:rStyle w:val="Hyperlink"/>
             <w:sz w:val="19"/>
           </w:rPr>
-          <w:t xml:space="preserve">doi:10.1145/3511808.3557624</w:t>
+          <w:t xml:space="preserve">Caption/category supplement</w:t>
         </w:r>
       </w:hyperlink>
       <w:r>
@@ -3717,14 +3854,14 @@
         <w:spacing w:after="100" w:line="252" w:lineRule="auto"/>
         <w:ind w:left="400" w:hanging="400"/>
       </w:pPr>
-      <w:bookmarkStart w:id="44" w:name="ref-9"/>
-      <w:r>
-        <w:rPr>
-          <w:sz w:val="19"/>
-        </w:rPr>
-        <w:t xml:space="preserve">[9]</w:t>
-      </w:r>
-      <w:bookmarkEnd w:id="44"/>
+      <w:bookmarkStart w:id="49" w:name="ref-11"/>
+      <w:r>
+        <w:rPr>
+          <w:sz w:val="19"/>
+        </w:rPr>
+        <w:t xml:space="preserve">[11]</w:t>
+      </w:r>
+      <w:bookmarkEnd w:id="49"/>
       <w:r>
         <w:rPr>
           <w:sz w:val="19"/>
@@ -3743,7 +3880,7 @@
         </w:rPr>
         <w:t xml:space="preserve"> </w:t>
       </w:r>
-      <w:hyperlink r:id="rId45">
+      <w:hyperlink r:id="rId50">
         <w:r>
           <w:rPr>
             <w:rStyle w:val="Hyperlink"/>
@@ -3769,14 +3906,14 @@
         <w:spacing w:after="100" w:line="252" w:lineRule="auto"/>
         <w:ind w:left="400" w:hanging="400"/>
       </w:pPr>
-      <w:bookmarkStart w:id="46" w:name="ref-10"/>
-      <w:r>
-        <w:rPr>
-          <w:sz w:val="19"/>
-        </w:rPr>
-        <w:t xml:space="preserve">[10]</w:t>
-      </w:r>
-      <w:bookmarkEnd w:id="46"/>
+      <w:bookmarkStart w:id="51" w:name="ref-12"/>
+      <w:r>
+        <w:rPr>
+          <w:sz w:val="19"/>
+        </w:rPr>
+        <w:t xml:space="preserve">[12]</w:t>
+      </w:r>
+      <w:bookmarkEnd w:id="51"/>
       <w:r>
         <w:rPr>
           <w:sz w:val="19"/>
@@ -3795,7 +3932,7 @@
         </w:rPr>
         <w:t xml:space="preserve"> </w:t>
       </w:r>
-      <w:hyperlink r:id="rId47">
+      <w:hyperlink r:id="rId52">
         <w:r>
           <w:rPr>
             <w:rStyle w:val="Hyperlink"/>
@@ -3813,8 +3950,8 @@
         <w:t xml:space="preserve">. NAACL 2024, pp. 1490–1504.</w:t>
       </w:r>
     </w:p>
-    <w:bookmarkEnd w:id="48"/>
-    <w:bookmarkEnd w:id="49"/>
+    <w:bookmarkEnd w:id="53"/>
+    <w:bookmarkEnd w:id="54"/>
     <w:sectPr>
       <w:headerReference w:type="default" r:id="rId9"/>
       <w:footerReference w:type="default" r:id="rId10"/>

--- a/docs/project-plan/submission/Project_Plan_ZH.docx
+++ b/docs/project-plan/submission/Project_Plan_ZH.docx
@@ -2009,7 +2009,7 @@
         <w:widowControl/>
       </w:pPr>
       <w:r>
-        <w:t xml:space="preserve">这是仿真抽象，不是已观测到的平台模型；观看倾向与调整目标分别表示。比较规则、数据驱动、LLM 和混合用户，通过可获得的留出日志检验行为预测，包括概率校准。推荐记忆、探索及反馈强度在实验中分别变化。用户可能仍会观看令自己不快的视频，却希望减少同类推荐，模型需要容纳这种冲突。策略只能读取可观察记录，不能读取隐藏偏好或推荐器参数。</w:t>
+        <w:t xml:space="preserve">这是仿真抽象，不是已观测到的平台模型；观看倾向与调整目标分别表示。推荐器根据内容相关性和历史反馈排序，加入探索及记忆衰减；观看和负反馈信号更新后续排序。透明机制作为基线，与基于互动轨迹训练的模型比较。比较规则、数据驱动、LLM 和混合用户，通过可获得的留出日志检验行为预测，包括概率校准，并检查更换用户模型是否会改变哪种干预表现最好。用户可能仍会观看令自己不快的视频，却希望减少同类推荐，模型需要容纳这种冲突。策略只能读取可观察记录，不能读取隐藏偏好或推荐器参数。</w:t>
       </w:r>
     </w:p>
     <w:p>
@@ -2352,7 +2352,7 @@
         <w:widowControl/>
       </w:pPr>
       <w:r>
-        <w:t xml:space="preserve">我们需要可理解的内容和互动轨迹。目前已取得 ShortVideo 样本、KuaiRand-1K/Pure 日志及补充标题与类别。八组 ShortVideo 视频与转录文件已取得，视频可解码；预训练语义检索和未训练的用户响应网络也已运行。这些说明入口和基础运行路径可用，不代表转录准确、模型可信或轨迹完整。</w:t>
+        <w:t xml:space="preserve">我们需要可理解的内容和互动轨迹。目前已取得 ShortVideo 样本、KuaiRand-1K/Pure 日志及补充标题与类别。八组 ShortVideo 视频与转录文件已取得，视频可解码；预训练语义检索和未训练的用户响应网络也已运行。这些说明入口和基础运行路径可用，不代表转录准确、模型可信或轨迹完整。ShortVideo 的抽样轨迹可能不连续，内容覆盖与轨迹覆盖需要分别检查。KuaiRand 的随机曝光来自有限视频池，不能当作关闭个性化后的完整信息流。</w:t>
       </w:r>
     </w:p>
     <w:p>
